--- a/документы/Тілашар – руководство пользователя.docx
+++ b/документы/Тілашар – руководство пользователя.docx
@@ -26,7 +26,7 @@
           <w:color w:val="555D68"/>
           <w:sz w:val="26"/>
         </w:rPr>
-        <w:t>Вторая версия проекта Grammar Dialogue Quest  ·  2026 год</w:t>
+        <w:t>Версия 3.0 проекта Grammar Dialogue Quest  ·  2026 год</w:t>
         <w:br/>
         <w:t>Малышко Макар Евгеньевич, 6 «б» класс, школа №35</w:t>
       </w:r>
@@ -45,7 +45,7 @@
           <w:color w:val="1B222B"/>
           <w:sz w:val="32"/>
         </w:rPr>
-        <w:t>Мазмұны</w:t>
+        <w:t>Содержание</w:t>
       </w:r>
     </w:p>
     <w:p>
@@ -111,7 +111,7 @@
           <w:rFonts w:ascii="Times New Roman" w:hAnsi="Times New Roman"/>
           <w:sz w:val="24"/>
         </w:rPr>
-        <w:t>3. Работа с уроками</w:t>
+        <w:t>3. Работа с темами</w:t>
         <w:tab/>
         <w:t>5</w:t>
       </w:r>
@@ -128,9 +128,9 @@
           <w:rFonts w:ascii="Times New Roman" w:hAnsi="Times New Roman"/>
           <w:sz w:val="24"/>
         </w:rPr>
-        <w:t>4. Раздел «Практика»</w:t>
+        <w:t>4. Правила</w:t>
         <w:tab/>
-        <w:t>11</w:t>
+        <w:t>13</w:t>
       </w:r>
     </w:p>
     <w:p>
@@ -145,9 +145,9 @@
           <w:rFonts w:ascii="Times New Roman" w:hAnsi="Times New Roman"/>
           <w:sz w:val="24"/>
         </w:rPr>
-        <w:t>5. Раздел «Словарь»</w:t>
+        <w:t>5. Русский перевод</w:t>
         <w:tab/>
-        <w:t>12</w:t>
+        <w:t>13</w:t>
       </w:r>
     </w:p>
     <w:p>
@@ -162,9 +162,9 @@
           <w:rFonts w:ascii="Times New Roman" w:hAnsi="Times New Roman"/>
           <w:sz w:val="24"/>
         </w:rPr>
-        <w:t>6. Раздел «Справка»</w:t>
+        <w:t>6. Практические советы</w:t>
         <w:tab/>
-        <w:t>13</w:t>
+        <w:t>14</w:t>
       </w:r>
     </w:p>
     <w:p>
@@ -179,7 +179,7 @@
           <w:rFonts w:ascii="Times New Roman" w:hAnsi="Times New Roman"/>
           <w:sz w:val="24"/>
         </w:rPr>
-        <w:t>7. Отслеживание прогресса</w:t>
+        <w:t>7. Контроль результатов</w:t>
         <w:tab/>
         <w:t>15</w:t>
       </w:r>
@@ -213,7 +213,7 @@
           <w:rFonts w:ascii="Times New Roman" w:hAnsi="Times New Roman"/>
           <w:sz w:val="24"/>
         </w:rPr>
-        <w:t>9. Возможности для удобства</w:t>
+        <w:t>9. Удобство работы</w:t>
         <w:tab/>
         <w:t>17</w:t>
       </w:r>
@@ -258,7 +258,7 @@
           <w:rFonts w:ascii="Times New Roman" w:hAnsi="Times New Roman"/>
           <w:sz w:val="24"/>
         </w:rPr>
-        <w:t>«Тілашар» — приложение, которое учит казахскому языку тех, кто говорит по-русски. Название сложено из слов «тіл» (язык) и «ашар» (откроет): так назывались первые казахские словари-разговорники.</w:t>
+        <w:t>«Тілашар» — приложение для изучения грамматики казахского языка. Название составлено из слов «тіл» (язык) и «ашар» (откроет): так назывались первые казахские словари-разговорники.</w:t>
       </w:r>
     </w:p>
     <w:p>
@@ -267,7 +267,7 @@
           <w:rFonts w:ascii="Times New Roman" w:hAnsi="Times New Roman"/>
           <w:sz w:val="24"/>
         </w:rPr>
-        <w:t>Приложение рассчитано на учеников 5–11 классов. Объяснения даются по-русски, а учит оно казахскому. Каждый урок состоит из трёх шагов: диалог, правило грамматики и задание.</w:t>
+        <w:t>В приложении — темы грамматики, которые дала учитель. Каждое задание состоит из трёх шагов: диалог Айши и учителя по теме, правило и задание, в котором нужно выбрать правильный ответ.</w:t>
       </w:r>
     </w:p>
     <w:p>
@@ -276,7 +276,7 @@
           <w:rFonts w:ascii="Times New Roman" w:hAnsi="Times New Roman"/>
           <w:sz w:val="24"/>
         </w:rPr>
-        <w:t>Приложение открывается в браузере и ставится на телефон. После первой загрузки работает без интернета. Регистрация не нужна, приложение бесплатное.</w:t>
+        <w:t>Приложение открывается в браузере, ставится на телефон и компьютер. После первой загрузки работает без интернета. Регистрация не нужна, приложение бесплатное.</w:t>
       </w:r>
     </w:p>
     <w:p>
@@ -335,7 +335,7 @@
               <a:graphicData uri="http://schemas.openxmlformats.org/drawingml/2006/picture">
                 <pic:pic>
                   <pic:nvPicPr>
-                    <pic:cNvPr id="0" name="01-приветствие.png"/>
+                    <pic:cNvPr id="0" name="01-бастапқы.png"/>
                     <pic:cNvPicPr/>
                   </pic:nvPicPr>
                   <pic:blipFill>
@@ -370,7 +370,7 @@
           <w:color w:val="555D68"/>
           <w:sz w:val="20"/>
         </w:rPr>
-        <w:t>Рисунок 1. Начальный экран</w:t>
+        <w:t>Рисунок 1. Первый экран</w:t>
       </w:r>
     </w:p>
     <w:p>
@@ -379,7 +379,7 @@
           <w:rFonts w:ascii="Times New Roman" w:hAnsi="Times New Roman"/>
           <w:sz w:val="24"/>
         </w:rPr>
-        <w:t>На начальном экране вы увидите:</w:t>
+        <w:t>На первом экране вы увидите:</w:t>
       </w:r>
     </w:p>
     <w:p>
@@ -392,7 +392,7 @@
           <w:rFonts w:ascii="Times New Roman" w:hAnsi="Times New Roman"/>
           <w:sz w:val="24"/>
         </w:rPr>
-        <w:t>Девять букв казахского алфавита — ә ғ қ ң ө ұ ү һ і. Именно этих букв нет на русской клавиатуре, и приложение началось с решения этой задачи</w:t>
+        <w:t>Двух персонажей — Айшу и учителя</w:t>
       </w:r>
     </w:p>
     <w:p>
@@ -418,7 +418,7 @@
           <w:rFonts w:ascii="Times New Roman" w:hAnsi="Times New Roman"/>
           <w:sz w:val="24"/>
         </w:rPr>
-        <w:t>Число уроков, заданий и типов упражнений</w:t>
+        <w:t>Три шага каждого задания: диалог, правило, задание</w:t>
       </w:r>
     </w:p>
     <w:p>
@@ -431,16 +431,29 @@
           <w:rFonts w:ascii="Times New Roman" w:hAnsi="Times New Roman"/>
           <w:sz w:val="24"/>
         </w:rPr>
-        <w:t>Выбор уровня</w:t>
+        <w:t>Число тем и заданий</w:t>
       </w:r>
     </w:p>
     <w:p>
       <w:pPr>
+        <w:pStyle w:val="ListBullet"/>
+        <w:spacing w:after="40"/>
+      </w:pPr>
+      <w:r>
+        <w:rPr>
+          <w:rFonts w:ascii="Times New Roman" w:hAnsi="Times New Roman"/>
+          <w:sz w:val="24"/>
+        </w:rPr>
+        <w:t>Кнопку смены языка и кнопку «Бастау» (начать)</w:t>
+      </w:r>
+    </w:p>
+    <w:p>
+      <w:pPr>
         <w:pStyle w:val="Heading2"/>
         <w:keepNext/>
       </w:pPr>
       <w:r>
-        <w:t>1.2. Выбор уровня</w:t>
+        <w:t>1.2. Выбор языка</w:t>
       </w:r>
     </w:p>
     <w:p>
@@ -449,7 +462,7 @@
           <w:rFonts w:ascii="Times New Roman" w:hAnsi="Times New Roman"/>
           <w:sz w:val="24"/>
         </w:rPr>
-        <w:t>Уровней три:</w:t>
+        <w:t>По умолчанию приложение открывается на казахском. Кнопка «Рус» справа вверху переводит кнопки и надписи на русский и добавляет под текстами русский перевод. Кнопка «Қаз» возвращает всё на казахский.</w:t>
       </w:r>
     </w:p>
     <w:tbl>
@@ -459,14 +472,13 @@
         <w:tblLook w:firstColumn="1" w:firstRow="1" w:lastColumn="0" w:lastRow="0" w:noHBand="0" w:noVBand="1" w:val="04A0"/>
       </w:tblPr>
       <w:tblGrid>
-        <w:gridCol w:w="2835"/>
-        <w:gridCol w:w="2835"/>
-        <w:gridCol w:w="2835"/>
+        <w:gridCol w:w="4252"/>
+        <w:gridCol w:w="4252"/>
       </w:tblGrid>
       <w:tr>
         <w:tc>
           <w:tcPr>
-            <w:tcW w:type="dxa" w:w="2835"/>
+            <w:tcW w:type="dxa" w:w="4252"/>
           </w:tcPr>
           <w:p>
             <w:pPr>
@@ -479,13 +491,13 @@
                 <w:b/>
                 <w:sz w:val="21"/>
               </w:rPr>
-              <w:t>Уровень</w:t>
+              <w:t>Кнопка</w:t>
             </w:r>
           </w:p>
         </w:tc>
         <w:tc>
           <w:tcPr>
-            <w:tcW w:type="dxa" w:w="2835"/>
+            <w:tcW w:type="dxa" w:w="4252"/>
           </w:tcPr>
           <w:p>
             <w:pPr>
@@ -498,26 +510,7 @@
                 <w:b/>
                 <w:sz w:val="21"/>
               </w:rPr>
-              <w:t>Класс</w:t>
-            </w:r>
-          </w:p>
-        </w:tc>
-        <w:tc>
-          <w:tcPr>
-            <w:tcW w:type="dxa" w:w="2835"/>
-          </w:tcPr>
-          <w:p>
-            <w:pPr>
-              <w:spacing w:after="40"/>
-            </w:pPr>
-            <w:r/>
-            <w:r>
-              <w:rPr>
-                <w:rFonts w:ascii="Times New Roman" w:hAnsi="Times New Roman"/>
-                <w:b/>
-                <w:sz w:val="21"/>
-              </w:rPr>
-              <w:t>Число уроков</w:t>
+              <w:t>Что меняется</w:t>
             </w:r>
           </w:p>
         </w:tc>
@@ -525,7 +518,7 @@
       <w:tr>
         <w:tc>
           <w:tcPr>
-            <w:tcW w:type="dxa" w:w="2835"/>
+            <w:tcW w:type="dxa" w:w="4252"/>
           </w:tcPr>
           <w:p>
             <w:pPr>
@@ -537,13 +530,13 @@
                 <w:rFonts w:ascii="Times New Roman" w:hAnsi="Times New Roman"/>
                 <w:sz w:val="21"/>
               </w:rPr>
-              <w:t>Начало</w:t>
+              <w:t>Қаз</w:t>
             </w:r>
           </w:p>
         </w:tc>
         <w:tc>
           <w:tcPr>
-            <w:tcW w:type="dxa" w:w="2835"/>
+            <w:tcW w:type="dxa" w:w="4252"/>
           </w:tcPr>
           <w:p>
             <w:pPr>
@@ -555,13 +548,15 @@
                 <w:rFonts w:ascii="Times New Roman" w:hAnsi="Times New Roman"/>
                 <w:sz w:val="21"/>
               </w:rPr>
-              <w:t>5–7 класс</w:t>
+              <w:t>Всё на казахском, перевод не показывается</w:t>
             </w:r>
           </w:p>
         </w:tc>
+      </w:tr>
+      <w:tr>
         <w:tc>
           <w:tcPr>
-            <w:tcW w:type="dxa" w:w="2835"/>
+            <w:tcW w:type="dxa" w:w="4252"/>
           </w:tcPr>
           <w:p>
             <w:pPr>
@@ -573,15 +568,13 @@
                 <w:rFonts w:ascii="Times New Roman" w:hAnsi="Times New Roman"/>
                 <w:sz w:val="21"/>
               </w:rPr>
-              <w:t>12 уроков</w:t>
+              <w:t>Рус</w:t>
             </w:r>
           </w:p>
         </w:tc>
-      </w:tr>
-      <w:tr>
         <w:tc>
           <w:tcPr>
-            <w:tcW w:type="dxa" w:w="2835"/>
+            <w:tcW w:type="dxa" w:w="4252"/>
           </w:tcPr>
           <w:p>
             <w:pPr>
@@ -593,99 +586,7 @@
                 <w:rFonts w:ascii="Times New Roman" w:hAnsi="Times New Roman"/>
                 <w:sz w:val="21"/>
               </w:rPr>
-              <w:t>Уверенный</w:t>
-            </w:r>
-          </w:p>
-        </w:tc>
-        <w:tc>
-          <w:tcPr>
-            <w:tcW w:type="dxa" w:w="2835"/>
-          </w:tcPr>
-          <w:p>
-            <w:pPr>
-              <w:spacing w:after="40"/>
-            </w:pPr>
-            <w:r/>
-            <w:r>
-              <w:rPr>
-                <w:rFonts w:ascii="Times New Roman" w:hAnsi="Times New Roman"/>
-                <w:sz w:val="21"/>
-              </w:rPr>
-              <w:t>7–9 класс</w:t>
-            </w:r>
-          </w:p>
-        </w:tc>
-        <w:tc>
-          <w:tcPr>
-            <w:tcW w:type="dxa" w:w="2835"/>
-          </w:tcPr>
-          <w:p>
-            <w:pPr>
-              <w:spacing w:after="40"/>
-            </w:pPr>
-            <w:r/>
-            <w:r>
-              <w:rPr>
-                <w:rFonts w:ascii="Times New Roman" w:hAnsi="Times New Roman"/>
-                <w:sz w:val="21"/>
-              </w:rPr>
-              <w:t>7 уроков</w:t>
-            </w:r>
-          </w:p>
-        </w:tc>
-      </w:tr>
-      <w:tr>
-        <w:tc>
-          <w:tcPr>
-            <w:tcW w:type="dxa" w:w="2835"/>
-          </w:tcPr>
-          <w:p>
-            <w:pPr>
-              <w:spacing w:after="40"/>
-            </w:pPr>
-            <w:r/>
-            <w:r>
-              <w:rPr>
-                <w:rFonts w:ascii="Times New Roman" w:hAnsi="Times New Roman"/>
-                <w:sz w:val="21"/>
-              </w:rPr>
-              <w:t>Свободный</w:t>
-            </w:r>
-          </w:p>
-        </w:tc>
-        <w:tc>
-          <w:tcPr>
-            <w:tcW w:type="dxa" w:w="2835"/>
-          </w:tcPr>
-          <w:p>
-            <w:pPr>
-              <w:spacing w:after="40"/>
-            </w:pPr>
-            <w:r/>
-            <w:r>
-              <w:rPr>
-                <w:rFonts w:ascii="Times New Roman" w:hAnsi="Times New Roman"/>
-                <w:sz w:val="21"/>
-              </w:rPr>
-              <w:t>9–11 класс</w:t>
-            </w:r>
-          </w:p>
-        </w:tc>
-        <w:tc>
-          <w:tcPr>
-            <w:tcW w:type="dxa" w:w="2835"/>
-          </w:tcPr>
-          <w:p>
-            <w:pPr>
-              <w:spacing w:after="40"/>
-            </w:pPr>
-            <w:r/>
-            <w:r>
-              <w:rPr>
-                <w:rFonts w:ascii="Times New Roman" w:hAnsi="Times New Roman"/>
-                <w:sz w:val="21"/>
-              </w:rPr>
-              <w:t>7 уроков</w:t>
+              <w:t>Кнопки на русском, под диалогом и правилом перевод</w:t>
             </w:r>
           </w:p>
         </w:tc>
@@ -702,7 +603,7 @@
           <w:rFonts w:ascii="Times New Roman" w:hAnsi="Times New Roman"/>
           <w:sz w:val="24"/>
         </w:rPr>
-        <w:t>Уровень — это ориентир, а не ограничение. Уроки не запираются, уровень можно поменять в любой момент.</w:t>
+        <w:t>Задание и варианты ответа в обоих режимах остаются казахскими: приложение учит казахскому языку.</w:t>
       </w:r>
     </w:p>
     <w:p>
@@ -720,7 +621,7 @@
           <w:rFonts w:ascii="Times New Roman" w:hAnsi="Times New Roman"/>
           <w:sz w:val="24"/>
         </w:rPr>
-        <w:t>Приложение можно поставить на телефон — тогда оно открывается значком, как обычное приложение, и работает без интернета.</w:t>
+        <w:t>Приложение можно установить на телефон — тогда оно открывается значком, как обычное приложение, и работает без интернета.</w:t>
       </w:r>
     </w:p>
     <w:p>
@@ -733,7 +634,7 @@
           <w:rFonts w:ascii="Times New Roman" w:hAnsi="Times New Roman"/>
           <w:sz w:val="24"/>
         </w:rPr>
-        <w:t>Android: меню браузера («⋮») → «Установить приложение». Либо скачать готовый APK-файл с GitHub</w:t>
+        <w:t>Android: меню браузера («⋮») → «Установить приложение». Или установить файл Tilashar.apk из комплекта</w:t>
       </w:r>
     </w:p>
     <w:p>
@@ -746,7 +647,7 @@
           <w:rFonts w:ascii="Times New Roman" w:hAnsi="Times New Roman"/>
           <w:sz w:val="24"/>
         </w:rPr>
-        <w:t>iPhone: открыть в Safari, нажать «Поделиться» и выбрать в списке «На экран „Домой“»</w:t>
+        <w:t>iPhone: откройте в Safari, нажмите «Поделиться» и выберите «На экран „Домой“»</w:t>
       </w:r>
     </w:p>
     <w:p>
@@ -755,7 +656,7 @@
           <w:rFonts w:ascii="Times New Roman" w:hAnsi="Times New Roman"/>
           <w:sz w:val="24"/>
         </w:rPr>
-        <w:t>На iPhone добавление «На экран „Домой“» обязательно: иначе iOS примерно через неделю может очистить сохранённые данные сайта, включая прогресс.</w:t>
+        <w:t>На iPhone добавление «На экран „Домой“» обязательно: иначе iOS примерно через неделю может очистить сохранённые данные сайта, в том числе результаты.</w:t>
       </w:r>
     </w:p>
     <w:p>
@@ -773,33 +674,7 @@
           <w:rFonts w:ascii="Times New Roman" w:hAnsi="Times New Roman"/>
           <w:sz w:val="24"/>
         </w:rPr>
-        <w:t>В комплекте, в папке 4-Қосымша/Windows, лежат два файла:</w:t>
-      </w:r>
-    </w:p>
-    <w:p>
-      <w:pPr>
-        <w:pStyle w:val="ListBullet"/>
-        <w:spacing w:after="40"/>
-      </w:pPr>
-      <w:r>
-        <w:rPr>
-          <w:rFonts w:ascii="Times New Roman" w:hAnsi="Times New Roman"/>
-          <w:sz w:val="24"/>
-        </w:rPr>
-        <w:t>Tilashar-Setup-2.0.0.exe — установщик: ставит программу на компьютер и кладёт ярлык на рабочий стол</w:t>
-      </w:r>
-    </w:p>
-    <w:p>
-      <w:pPr>
-        <w:pStyle w:val="ListBullet"/>
-        <w:spacing w:after="40"/>
-      </w:pPr>
-      <w:r>
-        <w:rPr>
-          <w:rFonts w:ascii="Times New Roman" w:hAnsi="Times New Roman"/>
-          <w:sz w:val="24"/>
-        </w:rPr>
-        <w:t>Tilashar-portable-2.0.0.exe — запускается без установки, в том числе с флешки</w:t>
+        <w:t>В папке 4-Приложение/Windows комплекта лежит установщик Tilashar-Setup-3.0.0.exe. Он устанавливает программу на компьютер и ставит ярлык на рабочий стол.</w:t>
       </w:r>
     </w:p>
     <w:p>
@@ -817,7 +692,7 @@
           <w:rFonts w:ascii="Times New Roman" w:hAnsi="Times New Roman"/>
           <w:sz w:val="24"/>
         </w:rPr>
-        <w:t>Версия для компьютера полностью работает без интернета: все уроки, словарь и записи озвучки лежат внутри самой программы.</w:t>
+        <w:t>Версия для компьютера полностью работает без интернета: все темы и записи озвучки лежат внутри самой программы.</w:t>
       </w:r>
     </w:p>
     <w:p>
@@ -838,7 +713,7 @@
         <w:keepNext/>
       </w:pPr>
       <w:r>
-        <w:t>2.1. Нижняя панель</w:t>
+        <w:t>2.1. Экраны</w:t>
       </w:r>
     </w:p>
     <w:p>
@@ -847,7 +722,186 @@
           <w:rFonts w:ascii="Times New Roman" w:hAnsi="Times New Roman"/>
           <w:sz w:val="24"/>
         </w:rPr>
-        <w:t>Внизу экрана стоят пять разделов. Они доступны с любого экрана:</w:t>
+        <w:t>В приложении три экрана:</w:t>
+      </w:r>
+    </w:p>
+    <w:tbl>
+      <w:tblPr>
+        <w:tblStyle w:val="TableGrid"/>
+        <w:tblW w:type="auto" w:w="0"/>
+        <w:tblLook w:firstColumn="1" w:firstRow="1" w:lastColumn="0" w:lastRow="0" w:noHBand="0" w:noVBand="1" w:val="04A0"/>
+      </w:tblPr>
+      <w:tblGrid>
+        <w:gridCol w:w="4252"/>
+        <w:gridCol w:w="4252"/>
+      </w:tblGrid>
+      <w:tr>
+        <w:tc>
+          <w:tcPr>
+            <w:tcW w:type="dxa" w:w="4252"/>
+          </w:tcPr>
+          <w:p>
+            <w:pPr>
+              <w:spacing w:after="40"/>
+            </w:pPr>
+            <w:r/>
+            <w:r>
+              <w:rPr>
+                <w:rFonts w:ascii="Times New Roman" w:hAnsi="Times New Roman"/>
+                <w:b/>
+                <w:sz w:val="21"/>
+              </w:rPr>
+              <w:t>Экран</w:t>
+            </w:r>
+          </w:p>
+        </w:tc>
+        <w:tc>
+          <w:tcPr>
+            <w:tcW w:type="dxa" w:w="4252"/>
+          </w:tcPr>
+          <w:p>
+            <w:pPr>
+              <w:spacing w:after="40"/>
+            </w:pPr>
+            <w:r/>
+            <w:r>
+              <w:rPr>
+                <w:rFonts w:ascii="Times New Roman" w:hAnsi="Times New Roman"/>
+                <w:b/>
+                <w:sz w:val="21"/>
+              </w:rPr>
+              <w:t>Что на нём</w:t>
+            </w:r>
+          </w:p>
+        </w:tc>
+      </w:tr>
+      <w:tr>
+        <w:tc>
+          <w:tcPr>
+            <w:tcW w:type="dxa" w:w="4252"/>
+          </w:tcPr>
+          <w:p>
+            <w:pPr>
+              <w:spacing w:after="40"/>
+            </w:pPr>
+            <w:r/>
+            <w:r>
+              <w:rPr>
+                <w:rFonts w:ascii="Times New Roman" w:hAnsi="Times New Roman"/>
+                <w:sz w:val="21"/>
+              </w:rPr>
+              <w:t>Первый экран</w:t>
+            </w:r>
+          </w:p>
+        </w:tc>
+        <w:tc>
+          <w:tcPr>
+            <w:tcW w:type="dxa" w:w="4252"/>
+          </w:tcPr>
+          <w:p>
+            <w:pPr>
+              <w:spacing w:after="40"/>
+            </w:pPr>
+            <w:r/>
+            <w:r>
+              <w:rPr>
+                <w:rFonts w:ascii="Times New Roman" w:hAnsi="Times New Roman"/>
+                <w:sz w:val="21"/>
+              </w:rPr>
+              <w:t>Персонажи, описание приложения, кнопка «Бастау»</w:t>
+            </w:r>
+          </w:p>
+        </w:tc>
+      </w:tr>
+      <w:tr>
+        <w:tc>
+          <w:tcPr>
+            <w:tcW w:type="dxa" w:w="4252"/>
+          </w:tcPr>
+          <w:p>
+            <w:pPr>
+              <w:spacing w:after="40"/>
+            </w:pPr>
+            <w:r/>
+            <w:r>
+              <w:rPr>
+                <w:rFonts w:ascii="Times New Roman" w:hAnsi="Times New Roman"/>
+                <w:sz w:val="21"/>
+              </w:rPr>
+              <w:t>Темы</w:t>
+            </w:r>
+          </w:p>
+        </w:tc>
+        <w:tc>
+          <w:tcPr>
+            <w:tcW w:type="dxa" w:w="4252"/>
+          </w:tcPr>
+          <w:p>
+            <w:pPr>
+              <w:spacing w:after="40"/>
+            </w:pPr>
+            <w:r/>
+            <w:r>
+              <w:rPr>
+                <w:rFonts w:ascii="Times New Roman" w:hAnsi="Times New Roman"/>
+                <w:sz w:val="21"/>
+              </w:rPr>
+              <w:t>Все темы в порядке листка учителя</w:t>
+            </w:r>
+          </w:p>
+        </w:tc>
+      </w:tr>
+      <w:tr>
+        <w:tc>
+          <w:tcPr>
+            <w:tcW w:type="dxa" w:w="4252"/>
+          </w:tcPr>
+          <w:p>
+            <w:pPr>
+              <w:spacing w:after="40"/>
+            </w:pPr>
+            <w:r/>
+            <w:r>
+              <w:rPr>
+                <w:rFonts w:ascii="Times New Roman" w:hAnsi="Times New Roman"/>
+                <w:sz w:val="21"/>
+              </w:rPr>
+              <w:t>Тема</w:t>
+            </w:r>
+          </w:p>
+        </w:tc>
+        <w:tc>
+          <w:tcPr>
+            <w:tcW w:type="dxa" w:w="4252"/>
+          </w:tcPr>
+          <w:p>
+            <w:pPr>
+              <w:spacing w:after="40"/>
+            </w:pPr>
+            <w:r/>
+            <w:r>
+              <w:rPr>
+                <w:rFonts w:ascii="Times New Roman" w:hAnsi="Times New Roman"/>
+                <w:sz w:val="21"/>
+              </w:rPr>
+              <w:t>Задания: диалог → правило → задание, в конце итог</w:t>
+            </w:r>
+          </w:p>
+        </w:tc>
+      </w:tr>
+    </w:tbl>
+    <w:p>
+      <w:pPr>
+        <w:spacing w:after="80"/>
+      </w:pPr>
+    </w:p>
+    <w:p>
+      <w:pPr>
+        <w:pStyle w:val="Heading2"/>
+        <w:keepNext/>
+      </w:pPr>
+      <w:r>
+        <w:t>2.2. Верхняя панель и возврат</w:t>
       </w:r>
     </w:p>
     <w:p>
@@ -860,7 +914,7 @@
           <w:rFonts w:ascii="Times New Roman" w:hAnsi="Times New Roman"/>
           <w:sz w:val="24"/>
         </w:rPr>
-        <w:t>Учиться — дорожка уроков</w:t>
+        <w:t>Название приложения — кнопка возврата на первый экран</w:t>
       </w:r>
     </w:p>
     <w:p>
@@ -873,7 +927,7 @@
           <w:rFonts w:ascii="Times New Roman" w:hAnsi="Times New Roman"/>
           <w:sz w:val="24"/>
         </w:rPr>
-        <w:t>Практика — цель на день, повторение, карточки, спринт</w:t>
+        <w:t>Қаз / Рус — смена языка</w:t>
       </w:r>
     </w:p>
     <w:p>
@@ -886,94 +940,7 @@
           <w:rFonts w:ascii="Times New Roman" w:hAnsi="Times New Roman"/>
           <w:sz w:val="24"/>
         </w:rPr>
-        <w:t>Словарь — слова, собранные из уроков</w:t>
-      </w:r>
-    </w:p>
-    <w:p>
-      <w:pPr>
-        <w:pStyle w:val="ListBullet"/>
-        <w:spacing w:after="40"/>
-      </w:pPr>
-      <w:r>
-        <w:rPr>
-          <w:rFonts w:ascii="Times New Roman" w:hAnsi="Times New Roman"/>
-          <w:sz w:val="24"/>
-        </w:rPr>
-        <w:t>Справка — правила, темы и таблицы окончаний</w:t>
-      </w:r>
-    </w:p>
-    <w:p>
-      <w:pPr>
-        <w:pStyle w:val="ListBullet"/>
-        <w:spacing w:after="40"/>
-      </w:pPr>
-      <w:r>
-        <w:rPr>
-          <w:rFonts w:ascii="Times New Roman" w:hAnsi="Times New Roman"/>
-          <w:sz w:val="24"/>
-        </w:rPr>
-        <w:t>Профиль — статистика, награды, настройки</w:t>
-      </w:r>
-    </w:p>
-    <w:p>
-      <w:pPr>
-        <w:pStyle w:val="Heading2"/>
-        <w:keepNext/>
-      </w:pPr>
-      <w:r>
-        <w:t>2.2. Верхняя панель и возврат</w:t>
-      </w:r>
-    </w:p>
-    <w:p>
-      <w:pPr>
-        <w:pStyle w:val="ListBullet"/>
-        <w:spacing w:after="40"/>
-      </w:pPr>
-      <w:r>
-        <w:rPr>
-          <w:rFonts w:ascii="Times New Roman" w:hAnsi="Times New Roman"/>
-          <w:sz w:val="24"/>
-        </w:rPr>
-        <w:t>Название приложения — кнопка возврата на главный экран</w:t>
-      </w:r>
-    </w:p>
-    <w:p>
-      <w:pPr>
-        <w:pStyle w:val="ListBullet"/>
-        <w:spacing w:after="40"/>
-      </w:pPr>
-      <w:r>
-        <w:rPr>
-          <w:rFonts w:ascii="Times New Roman" w:hAnsi="Times New Roman"/>
-          <w:sz w:val="24"/>
-        </w:rPr>
-        <w:t>Ежедневная серия — сколько дней подряд вы занимались</w:t>
-      </w:r>
-    </w:p>
-    <w:p>
-      <w:pPr>
-        <w:pStyle w:val="ListBullet"/>
-        <w:spacing w:after="40"/>
-      </w:pPr>
-      <w:r>
-        <w:rPr>
-          <w:rFonts w:ascii="Times New Roman" w:hAnsi="Times New Roman"/>
-          <w:sz w:val="24"/>
-        </w:rPr>
-        <w:t>Очки (XP) — набранный балл</w:t>
-      </w:r>
-    </w:p>
-    <w:p>
-      <w:pPr>
-        <w:pStyle w:val="ListBullet"/>
-        <w:spacing w:after="40"/>
-      </w:pPr>
-      <w:r>
-        <w:rPr>
-          <w:rFonts w:ascii="Times New Roman" w:hAnsi="Times New Roman"/>
-          <w:sz w:val="24"/>
-        </w:rPr>
-        <w:t>Кнопка возврата — есть на каждом экране, и на ней написано, куда именно она ведёт (например, «К урокам», «К справке»)</w:t>
+        <w:t>Кнопка возврата — подписана «Тақырыптар» (темы), возвращает к списку тем</w:t>
       </w:r>
     </w:p>
     <w:p>
@@ -982,7 +949,7 @@
           <w:rFonts w:ascii="Times New Roman" w:hAnsi="Times New Roman"/>
           <w:sz w:val="24"/>
         </w:rPr>
-        <w:t>Перед выходом из урока приложение спрашивает подтверждение — чтобы не выйти случайно и не потерять прогресс.</w:t>
+        <w:t>Если ответ уже дан, перед выходом из темы приложение спрашивает подтверждение — чтобы случайно не выйти и не потерять ответы.</w:t>
       </w:r>
     </w:p>
     <w:p>
@@ -994,7 +961,7 @@
         </w:pBdr>
       </w:pPr>
       <w:r>
-        <w:t>3. Работа с уроками</w:t>
+        <w:t>3. Работа с темами</w:t>
       </w:r>
     </w:p>
     <w:p>
@@ -1003,7 +970,7 @@
         <w:keepNext/>
       </w:pPr>
       <w:r>
-        <w:t>3.1. Выбор урока</w:t>
+        <w:t>3.1. Выбор темы</w:t>
       </w:r>
     </w:p>
     <w:p>
@@ -1012,7 +979,7 @@
           <w:rFonts w:ascii="Times New Roman" w:hAnsi="Times New Roman"/>
           <w:sz w:val="24"/>
         </w:rPr>
-        <w:t>В разделе «Учиться» показана дорожка уроков: пройденные, текущий и следующие. Следующий урок выделен.</w:t>
+        <w:t>На экране тем — семь тем в порядке листка учителя. Следующая непройденная тема выделена.</w:t>
       </w:r>
     </w:p>
     <w:p>
@@ -1023,7 +990,7 @@
       <w:r>
         <w:drawing>
           <wp:inline xmlns:a="http://schemas.openxmlformats.org/drawingml/2006/main" xmlns:pic="http://schemas.openxmlformats.org/drawingml/2006/picture">
-            <wp:extent cx="2592000" cy="5563080"/>
+            <wp:extent cx="2592000" cy="5572800"/>
             <wp:docPr id="2" name="Picture 2"/>
             <wp:cNvGraphicFramePr>
               <a:graphicFrameLocks noChangeAspect="1"/>
@@ -1032,7 +999,7 @@
               <a:graphicData uri="http://schemas.openxmlformats.org/drawingml/2006/picture">
                 <pic:pic>
                   <pic:nvPicPr>
-                    <pic:cNvPr id="0" name="02-учиться.png"/>
+                    <pic:cNvPr id="0" name="02-тақырыптар.png"/>
                     <pic:cNvPicPr/>
                   </pic:nvPicPr>
                   <pic:blipFill>
@@ -1044,7 +1011,7 @@
                   <pic:spPr>
                     <a:xfrm>
                       <a:off x="0" y="0"/>
-                      <a:ext cx="2592000" cy="5563080"/>
+                      <a:ext cx="2592000" cy="5572800"/>
                     </a:xfrm>
                     <a:prstGeom prst="rect"/>
                   </pic:spPr>
@@ -1067,7 +1034,7 @@
           <w:color w:val="555D68"/>
           <w:sz w:val="20"/>
         </w:rPr>
-        <w:t>Рисунок 2. Дорожка уроков</w:t>
+        <w:t>Рисунок 2. Список тем</w:t>
       </w:r>
     </w:p>
     <w:p>
@@ -1076,7 +1043,7 @@
           <w:rFonts w:ascii="Times New Roman" w:hAnsi="Times New Roman"/>
           <w:sz w:val="24"/>
         </w:rPr>
-        <w:t>На карточке каждого урока: название, краткое описание, число шагов и прогресс. Уроки разбиты на учебные блоки.</w:t>
+        <w:t>У каждой темы: порядковый номер, название и число заданий. Пройденная тема отмечена, рядом число верных ответов. Темы не запираются — любую можно открыть сразу.</w:t>
       </w:r>
     </w:p>
     <w:p>
@@ -1085,7 +1052,7 @@
         <w:keepNext/>
       </w:pPr>
       <w:r>
-        <w:t>3.2. Устройство экрана урока</w:t>
+        <w:t>3.2. Устройство экрана темы</w:t>
       </w:r>
     </w:p>
     <w:p>
@@ -1094,7 +1061,7 @@
           <w:rFonts w:ascii="Times New Roman" w:hAnsi="Times New Roman"/>
           <w:sz w:val="24"/>
         </w:rPr>
-        <w:t>Урок состоит из шагов, каждый шаг проходит пять фаз:</w:t>
+        <w:t>Тема состоит из нескольких заданий, каждое задание проходит три фазы:</w:t>
       </w:r>
     </w:p>
     <w:tbl>
@@ -1180,7 +1147,7 @@
                 <w:rFonts w:ascii="Times New Roman" w:hAnsi="Times New Roman"/>
                 <w:sz w:val="21"/>
               </w:rPr>
-              <w:t>Разговор персонажей, каждая реплика с переводом</w:t>
+              <w:t>Короткий разговор Айши и учителя по теме</w:t>
             </w:r>
           </w:p>
         </w:tc>
@@ -1218,7 +1185,7 @@
                 <w:rFonts w:ascii="Times New Roman" w:hAnsi="Times New Roman"/>
                 <w:sz w:val="21"/>
               </w:rPr>
-              <w:t>Правило грамматики, которое встретилось в этом диалоге</w:t>
+              <w:t>Правило грамматики этой темы</w:t>
             </w:r>
           </w:p>
         </w:tc>
@@ -1256,45 +1223,7 @@
                 <w:rFonts w:ascii="Times New Roman" w:hAnsi="Times New Roman"/>
                 <w:sz w:val="21"/>
               </w:rPr>
-              <w:t>Практическое задание и ввод ответа</w:t>
-            </w:r>
-          </w:p>
-        </w:tc>
-      </w:tr>
-      <w:tr>
-        <w:tc>
-          <w:tcPr>
-            <w:tcW w:type="dxa" w:w="4252"/>
-          </w:tcPr>
-          <w:p>
-            <w:pPr>
-              <w:spacing w:after="40"/>
-            </w:pPr>
-            <w:r/>
-            <w:r>
-              <w:rPr>
-                <w:rFonts w:ascii="Times New Roman" w:hAnsi="Times New Roman"/>
-                <w:sz w:val="21"/>
-              </w:rPr>
-              <w:t>Разбор</w:t>
-            </w:r>
-          </w:p>
-        </w:tc>
-        <w:tc>
-          <w:tcPr>
-            <w:tcW w:type="dxa" w:w="4252"/>
-          </w:tcPr>
-          <w:p>
-            <w:pPr>
-              <w:spacing w:after="40"/>
-            </w:pPr>
-            <w:r/>
-            <w:r>
-              <w:rPr>
-                <w:rFonts w:ascii="Times New Roman" w:hAnsi="Times New Roman"/>
-                <w:sz w:val="21"/>
-              </w:rPr>
-              <w:t>Верен ли ответ, как пишется правильно, объяснение учителя</w:t>
+              <w:t>Выбор правильного ответа, проверка ответа</w:t>
             </w:r>
           </w:p>
         </w:tc>
@@ -1332,7 +1261,7 @@
                 <w:rFonts w:ascii="Times New Roman" w:hAnsi="Times New Roman"/>
                 <w:sz w:val="21"/>
               </w:rPr>
-              <w:t>Результат урока и возврат к ошибкам</w:t>
+              <w:t>В конце темы: число верных ответов</w:t>
             </w:r>
           </w:p>
         </w:tc>
@@ -1349,7 +1278,7 @@
           <w:rFonts w:ascii="Times New Roman" w:hAnsi="Times New Roman"/>
           <w:sz w:val="24"/>
         </w:rPr>
-        <w:t>Вверху экрана стоят номер шага (например, «Шаг 3 / 6») и полоса прогресса. Ниже — три шага урока: Диалог → Правило → Задание. Пройденное зелёное, текущее выделено.</w:t>
+        <w:t>Вверху экрана — название темы, номер задания (например, «1 / 3») и полоса прогресса. Ниже — отметки трёх шагов: Диалог → Правило → Задание. Пройденное отмечено, текущий шаг выделен.</w:t>
       </w:r>
     </w:p>
     <w:p>
@@ -1358,7 +1287,7 @@
         <w:keepNext/>
       </w:pPr>
       <w:r>
-        <w:t>3.3. Порядок прохождения урока</w:t>
+        <w:t>3.3. Порядок выполнения задания</w:t>
       </w:r>
     </w:p>
     <w:p>
@@ -1367,7 +1296,7 @@
           <w:rFonts w:ascii="Times New Roman" w:hAnsi="Times New Roman"/>
           <w:sz w:val="24"/>
         </w:rPr>
-        <w:t>Шаг 1. Прочитать диалог. В каждой реплике даны имя персонажа, казахский текст и перевод на русский.</w:t>
+        <w:t>Шаг 1. Прочитать диалог. У каждой реплики — изображение персонажа, имя и казахский текст.</w:t>
       </w:r>
     </w:p>
     <w:p>
@@ -1378,7 +1307,7 @@
       <w:r>
         <w:drawing>
           <wp:inline xmlns:a="http://schemas.openxmlformats.org/drawingml/2006/main" xmlns:pic="http://schemas.openxmlformats.org/drawingml/2006/picture">
-            <wp:extent cx="2592000" cy="2660040"/>
+            <wp:extent cx="2592000" cy="5572800"/>
             <wp:docPr id="3" name="Picture 3"/>
             <wp:cNvGraphicFramePr>
               <a:graphicFrameLocks noChangeAspect="1"/>
@@ -1387,7 +1316,7 @@
               <a:graphicData uri="http://schemas.openxmlformats.org/drawingml/2006/picture">
                 <pic:pic>
                   <pic:nvPicPr>
-                    <pic:cNvPr id="0" name="03-урок-диалог.png"/>
+                    <pic:cNvPr id="0" name="03-диалог.png"/>
                     <pic:cNvPicPr/>
                   </pic:nvPicPr>
                   <pic:blipFill>
@@ -1399,7 +1328,7 @@
                   <pic:spPr>
                     <a:xfrm>
                       <a:off x="0" y="0"/>
-                      <a:ext cx="2592000" cy="2660040"/>
+                      <a:ext cx="2592000" cy="5572800"/>
                     </a:xfrm>
                     <a:prstGeom prst="rect"/>
                   </pic:spPr>
@@ -1422,7 +1351,7 @@
           <w:color w:val="555D68"/>
           <w:sz w:val="20"/>
         </w:rPr>
-        <w:t>Рисунок 3. Фаза диалога</w:t>
+        <w:t>Рисунок 3. Диалог</w:t>
       </w:r>
     </w:p>
     <w:p>
@@ -1431,7 +1360,7 @@
           <w:rFonts w:ascii="Times New Roman" w:hAnsi="Times New Roman"/>
           <w:sz w:val="24"/>
         </w:rPr>
-        <w:t>Рядом с каждой репликой есть кнопка прослушивания. Нажмёте — реплика прозвучит казахским голосом, а персонаж в это время покачивается: видно, кто именно говорит.</w:t>
+        <w:t>Рядом с каждой репликой есть кнопка «Послушать». Нажмите её — реплика прозвучит казахским голосом, а персонаж в это время будет покачиваться. Прочитав диалог, нажмите «Ережеге өту» (к правилу).</w:t>
       </w:r>
     </w:p>
     <w:p>
@@ -1440,7 +1369,7 @@
           <w:rFonts w:ascii="Times New Roman" w:hAnsi="Times New Roman"/>
           <w:sz w:val="24"/>
         </w:rPr>
-        <w:t>Шаг 2. Разобрать правило грамматики. Правило дано на двух языках, ниже стоит совет учителя.</w:t>
+        <w:t>Шаг 2. Прочитать правило. Рядом с правилом — изображение учителя. Прочитав его, нажмите «Тапсырмаға өту» (к заданию).</w:t>
       </w:r>
     </w:p>
     <w:p>
@@ -1451,7 +1380,7 @@
       <w:r>
         <w:drawing>
           <wp:inline xmlns:a="http://schemas.openxmlformats.org/drawingml/2006/main" xmlns:pic="http://schemas.openxmlformats.org/drawingml/2006/picture">
-            <wp:extent cx="2592000" cy="4571640"/>
+            <wp:extent cx="2592000" cy="5572800"/>
             <wp:docPr id="4" name="Picture 4"/>
             <wp:cNvGraphicFramePr>
               <a:graphicFrameLocks noChangeAspect="1"/>
@@ -1460,7 +1389,7 @@
               <a:graphicData uri="http://schemas.openxmlformats.org/drawingml/2006/picture">
                 <pic:pic>
                   <pic:nvPicPr>
-                    <pic:cNvPr id="0" name="04-урок-правило.png"/>
+                    <pic:cNvPr id="0" name="04-ереже.png"/>
                     <pic:cNvPicPr/>
                   </pic:nvPicPr>
                   <pic:blipFill>
@@ -1472,7 +1401,7 @@
                   <pic:spPr>
                     <a:xfrm>
                       <a:off x="0" y="0"/>
-                      <a:ext cx="2592000" cy="4571640"/>
+                      <a:ext cx="2592000" cy="5572800"/>
                     </a:xfrm>
                     <a:prstGeom prst="rect"/>
                   </pic:spPr>
@@ -1495,7 +1424,7 @@
           <w:color w:val="555D68"/>
           <w:sz w:val="20"/>
         </w:rPr>
-        <w:t>Рисунок 4. Фаза правила</w:t>
+        <w:t>Рисунок 4. Правило</w:t>
       </w:r>
     </w:p>
     <w:p>
@@ -1504,7 +1433,7 @@
           <w:rFonts w:ascii="Times New Roman" w:hAnsi="Times New Roman"/>
           <w:sz w:val="24"/>
         </w:rPr>
-        <w:t>Шаг 3. Выполнить задание. Напишите ответ в поле и нажмите «Проверить». Под полем стоит ряд из девяти казахских букв.</w:t>
+        <w:t>Шаг 3. Выполнить задание. Прочитайте задание и нажмите на правильный вариант. Если в предложении есть пропуск, выбранное слово встанет на его место.</w:t>
       </w:r>
     </w:p>
     <w:p>
@@ -1515,7 +1444,7 @@
       <w:r>
         <w:drawing>
           <wp:inline xmlns:a="http://schemas.openxmlformats.org/drawingml/2006/main" xmlns:pic="http://schemas.openxmlformats.org/drawingml/2006/picture">
-            <wp:extent cx="2592000" cy="3803760"/>
+            <wp:extent cx="2592000" cy="5572800"/>
             <wp:docPr id="5" name="Picture 5"/>
             <wp:cNvGraphicFramePr>
               <a:graphicFrameLocks noChangeAspect="1"/>
@@ -1524,7 +1453,7 @@
               <a:graphicData uri="http://schemas.openxmlformats.org/drawingml/2006/picture">
                 <pic:pic>
                   <pic:nvPicPr>
-                    <pic:cNvPr id="0" name="05-урок-задание.png"/>
+                    <pic:cNvPr id="0" name="05-тапсырма.png"/>
                     <pic:cNvPicPr/>
                   </pic:nvPicPr>
                   <pic:blipFill>
@@ -1536,7 +1465,7 @@
                   <pic:spPr>
                     <a:xfrm>
                       <a:off x="0" y="0"/>
-                      <a:ext cx="2592000" cy="3803760"/>
+                      <a:ext cx="2592000" cy="5572800"/>
                     </a:xfrm>
                     <a:prstGeom prst="rect"/>
                   </pic:spPr>
@@ -1559,7 +1488,7 @@
           <w:color w:val="555D68"/>
           <w:sz w:val="20"/>
         </w:rPr>
-        <w:t>Рисунок 5. Фаза задания и ряд казахских букв</w:t>
+        <w:t>Рисунок 5. Задание</w:t>
       </w:r>
     </w:p>
     <w:p>
@@ -1568,7 +1497,7 @@
           <w:rFonts w:ascii="Times New Roman" w:hAnsi="Times New Roman"/>
           <w:sz w:val="24"/>
         </w:rPr>
-        <w:t>Шаг 4. Разбор ответа. Приложение говорит, верен ли ответ, показывает правильное написание и даёт объяснение учителя.</w:t>
+        <w:t>Шаг 4. Посмотреть результат. Если ответ верный, появится надпись «Дұрыс!», правильный вариант подсветится зелёным, учитель обрадуется. Кнопка рядом с правильным ответом произносит его казахским голосом.</w:t>
       </w:r>
     </w:p>
     <w:p>
@@ -1579,7 +1508,7 @@
       <w:r>
         <w:drawing>
           <wp:inline xmlns:a="http://schemas.openxmlformats.org/drawingml/2006/main" xmlns:pic="http://schemas.openxmlformats.org/drawingml/2006/picture">
-            <wp:extent cx="2592000" cy="4374000"/>
+            <wp:extent cx="2592000" cy="5572800"/>
             <wp:docPr id="6" name="Picture 6"/>
             <wp:cNvGraphicFramePr>
               <a:graphicFrameLocks noChangeAspect="1"/>
@@ -1588,7 +1517,7 @@
               <a:graphicData uri="http://schemas.openxmlformats.org/drawingml/2006/picture">
                 <pic:pic>
                   <pic:nvPicPr>
-                    <pic:cNvPr id="0" name="06-урок-разбор.png"/>
+                    <pic:cNvPr id="0" name="06-дұрыс.png"/>
                     <pic:cNvPicPr/>
                   </pic:nvPicPr>
                   <pic:blipFill>
@@ -1600,7 +1529,7 @@
                   <pic:spPr>
                     <a:xfrm>
                       <a:off x="0" y="0"/>
-                      <a:ext cx="2592000" cy="4374000"/>
+                      <a:ext cx="2592000" cy="5572800"/>
                     </a:xfrm>
                     <a:prstGeom prst="rect"/>
                   </pic:spPr>
@@ -1623,7 +1552,7 @@
           <w:color w:val="555D68"/>
           <w:sz w:val="20"/>
         </w:rPr>
-        <w:t>Рисунок 6. Разбор ответа</w:t>
+        <w:t>Рисунок 6. Верный ответ</w:t>
       </w:r>
     </w:p>
     <w:p>
@@ -1632,7 +1561,7 @@
           <w:rFonts w:ascii="Times New Roman" w:hAnsi="Times New Roman"/>
           <w:sz w:val="24"/>
         </w:rPr>
-        <w:t>Шаг 5. Перейти к следующему шагу. В конце урока показывается итог.</w:t>
+        <w:t>Шаг 5. Нажмите «Келесі» (дальше), чтобы перейти к следующему заданию. После последнего задания кнопка «Аяқтау» (завершить) открывает итог темы.</w:t>
       </w:r>
     </w:p>
     <w:p>
@@ -1641,7 +1570,7 @@
         <w:keepNext/>
       </w:pPr>
       <w:r>
-        <w:t>3.4. Типы заданий</w:t>
+        <w:t>3.4. Виды заданий</w:t>
       </w:r>
     </w:p>
     <w:p>
@@ -1650,7 +1579,7 @@
           <w:rFonts w:ascii="Times New Roman" w:hAnsi="Times New Roman"/>
           <w:sz w:val="24"/>
         </w:rPr>
-        <w:t>В приложении семь типов заданий:</w:t>
+        <w:t>В приложении два вида заданий:</w:t>
       </w:r>
     </w:p>
     <w:tbl>
@@ -1679,7 +1608,7 @@
                 <w:b/>
                 <w:sz w:val="21"/>
               </w:rPr>
-              <w:t>Тип</w:t>
+              <w:t>Вид</w:t>
             </w:r>
           </w:p>
         </w:tc>
@@ -1698,7 +1627,7 @@
                 <w:b/>
                 <w:sz w:val="21"/>
               </w:rPr>
-              <w:t>Что нужно делать</w:t>
+              <w:t>Что нужно сделать</w:t>
             </w:r>
           </w:p>
         </w:tc>
@@ -1718,7 +1647,7 @@
                 <w:rFonts w:ascii="Times New Roman" w:hAnsi="Times New Roman"/>
                 <w:sz w:val="21"/>
               </w:rPr>
-              <w:t>Свободный ответ</w:t>
+              <w:t>Один ответ</w:t>
             </w:r>
           </w:p>
         </w:tc>
@@ -1736,7 +1665,7 @@
                 <w:rFonts w:ascii="Times New Roman" w:hAnsi="Times New Roman"/>
                 <w:sz w:val="21"/>
               </w:rPr>
-              <w:t>Пишешь ответ сам</w:t>
+              <w:t>Нажать на правильный вариант — ответ проверяется сразу</w:t>
             </w:r>
           </w:p>
         </w:tc>
@@ -1756,7 +1685,7 @@
                 <w:rFonts w:ascii="Times New Roman" w:hAnsi="Times New Roman"/>
                 <w:sz w:val="21"/>
               </w:rPr>
-              <w:t>Выбор</w:t>
+              <w:t>Несколько ответов</w:t>
             </w:r>
           </w:p>
         </w:tc>
@@ -1774,7 +1703,286 @@
                 <w:rFonts w:ascii="Times New Roman" w:hAnsi="Times New Roman"/>
                 <w:sz w:val="21"/>
               </w:rPr>
-              <w:t>Выбираешь один из четырёх вариантов</w:t>
+              <w:t>Отметить все правильные варианты и нажать «Тексеру» (проверить)</w:t>
+            </w:r>
+          </w:p>
+        </w:tc>
+      </w:tr>
+    </w:tbl>
+    <w:p>
+      <w:pPr>
+        <w:spacing w:after="80"/>
+      </w:pPr>
+    </w:p>
+    <w:p>
+      <w:pPr>
+        <w:keepNext/>
+        <w:jc w:val="center"/>
+      </w:pPr>
+      <w:r>
+        <w:drawing>
+          <wp:inline xmlns:a="http://schemas.openxmlformats.org/drawingml/2006/main" xmlns:pic="http://schemas.openxmlformats.org/drawingml/2006/picture">
+            <wp:extent cx="2592000" cy="5572800"/>
+            <wp:docPr id="7" name="Picture 7"/>
+            <wp:cNvGraphicFramePr>
+              <a:graphicFrameLocks noChangeAspect="1"/>
+            </wp:cNvGraphicFramePr>
+            <a:graphic>
+              <a:graphicData uri="http://schemas.openxmlformats.org/drawingml/2006/picture">
+                <pic:pic>
+                  <pic:nvPicPr>
+                    <pic:cNvPr id="0" name="07-бірнеше-жауап.png"/>
+                    <pic:cNvPicPr/>
+                  </pic:nvPicPr>
+                  <pic:blipFill>
+                    <a:blip r:embed="rId16"/>
+                    <a:stretch>
+                      <a:fillRect/>
+                    </a:stretch>
+                  </pic:blipFill>
+                  <pic:spPr>
+                    <a:xfrm>
+                      <a:off x="0" y="0"/>
+                      <a:ext cx="2592000" cy="5572800"/>
+                    </a:xfrm>
+                    <a:prstGeom prst="rect"/>
+                  </pic:spPr>
+                </pic:pic>
+              </a:graphicData>
+            </a:graphic>
+          </wp:inline>
+        </w:drawing>
+      </w:r>
+    </w:p>
+    <w:p>
+      <w:pPr>
+        <w:spacing w:after="240"/>
+        <w:jc w:val="center"/>
+      </w:pPr>
+      <w:r>
+        <w:rPr>
+          <w:rFonts w:ascii="Times New Roman" w:hAnsi="Times New Roman"/>
+          <w:i/>
+          <w:color w:val="555D68"/>
+          <w:sz w:val="20"/>
+        </w:rPr>
+        <w:t>Рисунок 7. Отметка нескольких ответов</w:t>
+      </w:r>
+    </w:p>
+    <w:p>
+      <w:r>
+        <w:rPr>
+          <w:rFonts w:ascii="Times New Roman" w:hAnsi="Times New Roman"/>
+          <w:sz w:val="24"/>
+        </w:rPr>
+        <w:t>В задании с несколькими ответами ответ засчитывается, только если отмечены все правильные варианты и нет лишних. Под заданием стоит подсказка «Барлық дұрыс жауапты белгіле» (отметь все правильные ответы).</w:t>
+      </w:r>
+    </w:p>
+    <w:p>
+      <w:pPr>
+        <w:pStyle w:val="Heading2"/>
+        <w:keepNext/>
+      </w:pPr>
+      <w:r>
+        <w:t>3.5. Неверный ответ</w:t>
+      </w:r>
+    </w:p>
+    <w:p>
+      <w:r>
+        <w:rPr>
+          <w:rFonts w:ascii="Times New Roman" w:hAnsi="Times New Roman"/>
+          <w:sz w:val="24"/>
+        </w:rPr>
+        <w:t>Если ответ неверный, появится надпись «Қате». Выбранный вариант подсветится красным, правильный — зелёным, ниже будет написан правильный ответ. Учитель поднимет палец — «обрати внимание».</w:t>
+      </w:r>
+    </w:p>
+    <w:p>
+      <w:pPr>
+        <w:keepNext/>
+        <w:jc w:val="center"/>
+      </w:pPr>
+      <w:r>
+        <w:drawing>
+          <wp:inline xmlns:a="http://schemas.openxmlformats.org/drawingml/2006/main" xmlns:pic="http://schemas.openxmlformats.org/drawingml/2006/picture">
+            <wp:extent cx="2592000" cy="5572800"/>
+            <wp:docPr id="8" name="Picture 8"/>
+            <wp:cNvGraphicFramePr>
+              <a:graphicFrameLocks noChangeAspect="1"/>
+            </wp:cNvGraphicFramePr>
+            <a:graphic>
+              <a:graphicData uri="http://schemas.openxmlformats.org/drawingml/2006/picture">
+                <pic:pic>
+                  <pic:nvPicPr>
+                    <pic:cNvPr id="0" name="08-қате.png"/>
+                    <pic:cNvPicPr/>
+                  </pic:nvPicPr>
+                  <pic:blipFill>
+                    <a:blip r:embed="rId17"/>
+                    <a:stretch>
+                      <a:fillRect/>
+                    </a:stretch>
+                  </pic:blipFill>
+                  <pic:spPr>
+                    <a:xfrm>
+                      <a:off x="0" y="0"/>
+                      <a:ext cx="2592000" cy="5572800"/>
+                    </a:xfrm>
+                    <a:prstGeom prst="rect"/>
+                  </pic:spPr>
+                </pic:pic>
+              </a:graphicData>
+            </a:graphic>
+          </wp:inline>
+        </w:drawing>
+      </w:r>
+    </w:p>
+    <w:p>
+      <w:pPr>
+        <w:spacing w:after="240"/>
+        <w:jc w:val="center"/>
+      </w:pPr>
+      <w:r>
+        <w:rPr>
+          <w:rFonts w:ascii="Times New Roman" w:hAnsi="Times New Roman"/>
+          <w:i/>
+          <w:color w:val="555D68"/>
+          <w:sz w:val="20"/>
+        </w:rPr>
+        <w:t>Рисунок 8. Неверный ответ</w:t>
+      </w:r>
+    </w:p>
+    <w:p>
+      <w:r>
+        <w:rPr>
+          <w:rFonts w:ascii="Times New Roman" w:hAnsi="Times New Roman"/>
+          <w:sz w:val="24"/>
+        </w:rPr>
+        <w:t>В задании, где нужно выбрать окончание, показывается и получившееся слово: например, если выбрано «-нші», появится слово «Жетінші».</w:t>
+      </w:r>
+    </w:p>
+    <w:p>
+      <w:pPr>
+        <w:pStyle w:val="Heading2"/>
+        <w:keepNext/>
+      </w:pPr>
+      <w:r>
+        <w:t>3.6. Озвучка и живые персонажи</w:t>
+      </w:r>
+    </w:p>
+    <w:p>
+      <w:r>
+        <w:rPr>
+          <w:rFonts w:ascii="Times New Roman" w:hAnsi="Times New Roman"/>
+          <w:sz w:val="24"/>
+        </w:rPr>
+        <w:t>В приложении 47 записей: все реплики диалогов и правильные ответы заданий. Голос — казахский нейроголос. Айша и учитель говорят одним женским голосом, но на разной высоте: у Айши голос выше.</w:t>
+      </w:r>
+    </w:p>
+    <w:p>
+      <w:r>
+        <w:rPr>
+          <w:rFonts w:ascii="Times New Roman" w:hAnsi="Times New Roman"/>
+          <w:sz w:val="24"/>
+        </w:rPr>
+        <w:t>Кнопка «Послушать» видна только там, где есть запись. Записи хранятся внутри самого приложения, поэтому звучат и без интернета.</w:t>
+      </w:r>
+    </w:p>
+    <w:p>
+      <w:r>
+        <w:rPr>
+          <w:rFonts w:ascii="Times New Roman" w:hAnsi="Times New Roman"/>
+          <w:sz w:val="24"/>
+        </w:rPr>
+        <w:t>Персонажи двигаются: в покое дышат, во время речи покачиваются, на верный ответ радуются, на неверный поднимают палец.</w:t>
+      </w:r>
+    </w:p>
+    <w:p>
+      <w:pPr>
+        <w:pStyle w:val="Heading1"/>
+        <w:keepNext/>
+        <w:pBdr>
+          <w:bottom w:val="single" w:sz="8" w:space="4" w:color="00509D"/>
+        </w:pBdr>
+      </w:pPr>
+      <w:r>
+        <w:t>4. Правила</w:t>
+      </w:r>
+    </w:p>
+    <w:p>
+      <w:r>
+        <w:rPr>
+          <w:rFonts w:ascii="Times New Roman" w:hAnsi="Times New Roman"/>
+          <w:sz w:val="24"/>
+        </w:rPr>
+        <w:t>Правила не вынесены в отдельный раздел, а даются внутри каждого задания — сразу после диалога. Так правило читается рядом с примером.</w:t>
+      </w:r>
+    </w:p>
+    <w:tbl>
+      <w:tblPr>
+        <w:tblStyle w:val="TableGrid"/>
+        <w:tblW w:type="auto" w:w="0"/>
+        <w:tblLook w:firstColumn="1" w:firstRow="1" w:lastColumn="0" w:lastRow="0" w:noHBand="0" w:noVBand="1" w:val="04A0"/>
+      </w:tblPr>
+      <w:tblGrid>
+        <w:gridCol w:w="2835"/>
+        <w:gridCol w:w="2835"/>
+        <w:gridCol w:w="2835"/>
+      </w:tblGrid>
+      <w:tr>
+        <w:tc>
+          <w:tcPr>
+            <w:tcW w:type="dxa" w:w="2835"/>
+          </w:tcPr>
+          <w:p>
+            <w:pPr>
+              <w:spacing w:after="40"/>
+            </w:pPr>
+            <w:r/>
+            <w:r>
+              <w:rPr>
+                <w:rFonts w:ascii="Times New Roman" w:hAnsi="Times New Roman"/>
+                <w:b/>
+                <w:sz w:val="21"/>
+              </w:rPr>
+              <w:t>Тема</w:t>
+            </w:r>
+          </w:p>
+        </w:tc>
+        <w:tc>
+          <w:tcPr>
+            <w:tcW w:type="dxa" w:w="2835"/>
+          </w:tcPr>
+          <w:p>
+            <w:pPr>
+              <w:spacing w:after="40"/>
+            </w:pPr>
+            <w:r/>
+            <w:r>
+              <w:rPr>
+                <w:rFonts w:ascii="Times New Roman" w:hAnsi="Times New Roman"/>
+                <w:b/>
+                <w:sz w:val="21"/>
+              </w:rPr>
+              <w:t>Правила</w:t>
+            </w:r>
+          </w:p>
+        </w:tc>
+        <w:tc>
+          <w:tcPr>
+            <w:tcW w:type="dxa" w:w="2835"/>
+          </w:tcPr>
+          <w:p>
+            <w:pPr>
+              <w:spacing w:after="40"/>
+            </w:pPr>
+            <w:r/>
+            <w:r>
+              <w:rPr>
+                <w:rFonts w:ascii="Times New Roman" w:hAnsi="Times New Roman"/>
+                <w:b/>
+                <w:sz w:val="21"/>
+              </w:rPr>
+              <w:t>Текст</w:t>
             </w:r>
           </w:p>
         </w:tc>
@@ -1782,7 +1990,7 @@
       <w:tr>
         <w:tc>
           <w:tcPr>
-            <w:tcW w:type="dxa" w:w="4252"/>
+            <w:tcW w:type="dxa" w:w="2835"/>
           </w:tcPr>
           <w:p>
             <w:pPr>
@@ -1794,13 +2002,13 @@
                 <w:rFonts w:ascii="Times New Roman" w:hAnsi="Times New Roman"/>
                 <w:sz w:val="21"/>
               </w:rPr>
-              <w:t>Сопоставление</w:t>
+              <w:t>1. Тәуелдік жалғау</w:t>
             </w:r>
           </w:p>
         </w:tc>
         <w:tc>
           <w:tcPr>
-            <w:tcW w:type="dxa" w:w="4252"/>
+            <w:tcW w:type="dxa" w:w="2835"/>
           </w:tcPr>
           <w:p>
             <w:pPr>
@@ -1812,15 +2020,13 @@
                 <w:rFonts w:ascii="Times New Roman" w:hAnsi="Times New Roman"/>
                 <w:sz w:val="21"/>
               </w:rPr>
-              <w:t>Соединяешь слово с переводом</w:t>
+              <w:t>Единственное число; окончания 3-го лица</w:t>
             </w:r>
           </w:p>
         </w:tc>
-      </w:tr>
-      <w:tr>
         <w:tc>
           <w:tcPr>
-            <w:tcW w:type="dxa" w:w="4252"/>
+            <w:tcW w:type="dxa" w:w="2835"/>
           </w:tcPr>
           <w:p>
             <w:pPr>
@@ -1832,13 +2038,15 @@
                 <w:rFonts w:ascii="Times New Roman" w:hAnsi="Times New Roman"/>
                 <w:sz w:val="21"/>
               </w:rPr>
-              <w:t>Пропуск</w:t>
+              <w:t>по образцу учителя</w:t>
             </w:r>
           </w:p>
         </w:tc>
+      </w:tr>
+      <w:tr>
         <w:tc>
           <w:tcPr>
-            <w:tcW w:type="dxa" w:w="4252"/>
+            <w:tcW w:type="dxa" w:w="2835"/>
           </w:tcPr>
           <w:p>
             <w:pPr>
@@ -1850,15 +2058,13 @@
                 <w:rFonts w:ascii="Times New Roman" w:hAnsi="Times New Roman"/>
                 <w:sz w:val="21"/>
               </w:rPr>
-              <w:t>Заполняешь пропуск в предложении</w:t>
+              <w:t>2. Жіктік жалғау</w:t>
             </w:r>
           </w:p>
         </w:tc>
-      </w:tr>
-      <w:tr>
         <w:tc>
           <w:tcPr>
-            <w:tcW w:type="dxa" w:w="4252"/>
+            <w:tcW w:type="dxa" w:w="2835"/>
           </w:tcPr>
           <w:p>
             <w:pPr>
@@ -1870,13 +2076,13 @@
                 <w:rFonts w:ascii="Times New Roman" w:hAnsi="Times New Roman"/>
                 <w:sz w:val="21"/>
               </w:rPr>
-              <w:t>Перевод</w:t>
+              <w:t>Единственное число; множественное число</w:t>
             </w:r>
           </w:p>
         </w:tc>
         <w:tc>
           <w:tcPr>
-            <w:tcW w:type="dxa" w:w="4252"/>
+            <w:tcW w:type="dxa" w:w="2835"/>
           </w:tcPr>
           <w:p>
             <w:pPr>
@@ -1888,7 +2094,7 @@
                 <w:rFonts w:ascii="Times New Roman" w:hAnsi="Times New Roman"/>
                 <w:sz w:val="21"/>
               </w:rPr>
-              <w:t>Переводишь русское слово на казахский</w:t>
+              <w:t>по образцу учителя</w:t>
             </w:r>
           </w:p>
         </w:tc>
@@ -1896,7 +2102,7 @@
       <w:tr>
         <w:tc>
           <w:tcPr>
-            <w:tcW w:type="dxa" w:w="4252"/>
+            <w:tcW w:type="dxa" w:w="2835"/>
           </w:tcPr>
           <w:p>
             <w:pPr>
@@ -1908,13 +2114,13 @@
                 <w:rFonts w:ascii="Times New Roman" w:hAnsi="Times New Roman"/>
                 <w:sz w:val="21"/>
               </w:rPr>
-              <w:t>Порядок слов</w:t>
+              <w:t>3. Септік жалғау</w:t>
             </w:r>
           </w:p>
         </w:tc>
         <w:tc>
           <w:tcPr>
-            <w:tcW w:type="dxa" w:w="4252"/>
+            <w:tcW w:type="dxa" w:w="2835"/>
           </w:tcPr>
           <w:p>
             <w:pPr>
@@ -1926,15 +2132,13 @@
                 <w:rFonts w:ascii="Times New Roman" w:hAnsi="Times New Roman"/>
                 <w:sz w:val="21"/>
               </w:rPr>
-              <w:t>Составляешь предложение из данных слов</w:t>
+              <w:t>Семь падежей и их вопросы; окончания местного падежа</w:t>
             </w:r>
           </w:p>
         </w:tc>
-      </w:tr>
-      <w:tr>
         <w:tc>
           <w:tcPr>
-            <w:tcW w:type="dxa" w:w="4252"/>
+            <w:tcW w:type="dxa" w:w="2835"/>
           </w:tcPr>
           <w:p>
             <w:pPr>
@@ -1946,13 +2150,15 @@
                 <w:rFonts w:ascii="Times New Roman" w:hAnsi="Times New Roman"/>
                 <w:sz w:val="21"/>
               </w:rPr>
-              <w:t>Развёрнутый ответ</w:t>
+              <w:t>по образцу учителя</w:t>
             </w:r>
           </w:p>
         </w:tc>
+      </w:tr>
+      <w:tr>
         <w:tc>
           <w:tcPr>
-            <w:tcW w:type="dxa" w:w="4252"/>
+            <w:tcW w:type="dxa" w:w="2835"/>
           </w:tcPr>
           <w:p>
             <w:pPr>
@@ -1964,7 +2170,211 @@
                 <w:rFonts w:ascii="Times New Roman" w:hAnsi="Times New Roman"/>
                 <w:sz w:val="21"/>
               </w:rPr>
-              <w:t>Пишешь свободно и сравниваешь с образцом</w:t>
+              <w:t>4. Зат есім</w:t>
+            </w:r>
+          </w:p>
+        </w:tc>
+        <w:tc>
+          <w:tcPr>
+            <w:tcW w:type="dxa" w:w="2835"/>
+          </w:tcPr>
+          <w:p>
+            <w:pPr>
+              <w:spacing w:after="40"/>
+            </w:pPr>
+            <w:r/>
+            <w:r>
+              <w:rPr>
+                <w:rFonts w:ascii="Times New Roman" w:hAnsi="Times New Roman"/>
+                <w:sz w:val="21"/>
+              </w:rPr>
+              <w:t>Существительное и его вопросы; конкретные и абстрактные существительные</w:t>
+            </w:r>
+          </w:p>
+        </w:tc>
+        <w:tc>
+          <w:tcPr>
+            <w:tcW w:type="dxa" w:w="2835"/>
+          </w:tcPr>
+          <w:p>
+            <w:pPr>
+              <w:spacing w:after="40"/>
+            </w:pPr>
+            <w:r/>
+            <w:r>
+              <w:rPr>
+                <w:rFonts w:ascii="Times New Roman" w:hAnsi="Times New Roman"/>
+                <w:sz w:val="21"/>
+              </w:rPr>
+              <w:t>по образцу учителя</w:t>
+            </w:r>
+          </w:p>
+        </w:tc>
+      </w:tr>
+      <w:tr>
+        <w:tc>
+          <w:tcPr>
+            <w:tcW w:type="dxa" w:w="2835"/>
+          </w:tcPr>
+          <w:p>
+            <w:pPr>
+              <w:spacing w:after="40"/>
+            </w:pPr>
+            <w:r/>
+            <w:r>
+              <w:rPr>
+                <w:rFonts w:ascii="Times New Roman" w:hAnsi="Times New Roman"/>
+                <w:sz w:val="21"/>
+              </w:rPr>
+              <w:t>5. Көптік жалғау</w:t>
+            </w:r>
+          </w:p>
+        </w:tc>
+        <w:tc>
+          <w:tcPr>
+            <w:tcW w:type="dxa" w:w="2835"/>
+          </w:tcPr>
+          <w:p>
+            <w:pPr>
+              <w:spacing w:after="40"/>
+            </w:pPr>
+            <w:r/>
+            <w:r>
+              <w:rPr>
+                <w:rFonts w:ascii="Times New Roman" w:hAnsi="Times New Roman"/>
+                <w:sz w:val="21"/>
+              </w:rPr>
+              <w:t>Виды окончаний множественного числа; когда оно не присоединяется</w:t>
+            </w:r>
+          </w:p>
+        </w:tc>
+        <w:tc>
+          <w:tcPr>
+            <w:tcW w:type="dxa" w:w="2835"/>
+          </w:tcPr>
+          <w:p>
+            <w:pPr>
+              <w:spacing w:after="40"/>
+            </w:pPr>
+            <w:r/>
+            <w:r>
+              <w:rPr>
+                <w:rFonts w:ascii="Times New Roman" w:hAnsi="Times New Roman"/>
+                <w:sz w:val="21"/>
+              </w:rPr>
+              <w:t>по образцу учителя</w:t>
+            </w:r>
+          </w:p>
+        </w:tc>
+      </w:tr>
+      <w:tr>
+        <w:tc>
+          <w:tcPr>
+            <w:tcW w:type="dxa" w:w="2835"/>
+          </w:tcPr>
+          <w:p>
+            <w:pPr>
+              <w:spacing w:after="40"/>
+            </w:pPr>
+            <w:r/>
+            <w:r>
+              <w:rPr>
+                <w:rFonts w:ascii="Times New Roman" w:hAnsi="Times New Roman"/>
+                <w:sz w:val="21"/>
+              </w:rPr>
+              <w:t>6. Сын есім</w:t>
+            </w:r>
+          </w:p>
+        </w:tc>
+        <w:tc>
+          <w:tcPr>
+            <w:tcW w:type="dxa" w:w="2835"/>
+          </w:tcPr>
+          <w:p>
+            <w:pPr>
+              <w:spacing w:after="40"/>
+            </w:pPr>
+            <w:r/>
+            <w:r>
+              <w:rPr>
+                <w:rFonts w:ascii="Times New Roman" w:hAnsi="Times New Roman"/>
+                <w:sz w:val="21"/>
+              </w:rPr>
+              <w:t>Имя прилагательное; качественное; относительное</w:t>
+            </w:r>
+          </w:p>
+        </w:tc>
+        <w:tc>
+          <w:tcPr>
+            <w:tcW w:type="dxa" w:w="2835"/>
+          </w:tcPr>
+          <w:p>
+            <w:pPr>
+              <w:spacing w:after="40"/>
+            </w:pPr>
+            <w:r/>
+            <w:r>
+              <w:rPr>
+                <w:rFonts w:ascii="Times New Roman" w:hAnsi="Times New Roman"/>
+                <w:sz w:val="21"/>
+              </w:rPr>
+              <w:t>задания учителя</w:t>
+            </w:r>
+          </w:p>
+        </w:tc>
+      </w:tr>
+      <w:tr>
+        <w:tc>
+          <w:tcPr>
+            <w:tcW w:type="dxa" w:w="2835"/>
+          </w:tcPr>
+          <w:p>
+            <w:pPr>
+              <w:spacing w:after="40"/>
+            </w:pPr>
+            <w:r/>
+            <w:r>
+              <w:rPr>
+                <w:rFonts w:ascii="Times New Roman" w:hAnsi="Times New Roman"/>
+                <w:sz w:val="21"/>
+              </w:rPr>
+              <w:t>7. Сан есім</w:t>
+            </w:r>
+          </w:p>
+        </w:tc>
+        <w:tc>
+          <w:tcPr>
+            <w:tcW w:type="dxa" w:w="2835"/>
+          </w:tcPr>
+          <w:p>
+            <w:pPr>
+              <w:spacing w:after="40"/>
+            </w:pPr>
+            <w:r/>
+            <w:r>
+              <w:rPr>
+                <w:rFonts w:ascii="Times New Roman" w:hAnsi="Times New Roman"/>
+                <w:sz w:val="21"/>
+              </w:rPr>
+              <w:t>Порядковое числительное; собирательное</w:t>
+            </w:r>
+          </w:p>
+        </w:tc>
+        <w:tc>
+          <w:tcPr>
+            <w:tcW w:type="dxa" w:w="2835"/>
+          </w:tcPr>
+          <w:p>
+            <w:pPr>
+              <w:spacing w:after="40"/>
+            </w:pPr>
+            <w:r/>
+            <w:r>
+              <w:rPr>
+                <w:rFonts w:ascii="Times New Roman" w:hAnsi="Times New Roman"/>
+                <w:sz w:val="21"/>
+              </w:rPr>
+              <w:t>задания учителя</w:t>
             </w:r>
           </w:p>
         </w:tc>
@@ -1976,12 +2386,24 @@
       </w:pPr>
     </w:p>
     <w:p>
-      <w:pPr>
-        <w:pStyle w:val="Heading2"/>
+      <w:r>
+        <w:rPr>
+          <w:rFonts w:ascii="Times New Roman" w:hAnsi="Times New Roman"/>
+          <w:sz w:val="24"/>
+        </w:rPr>
+        <w:t>Правила, составленные по образцу учителя, сверены с учебником «Бәйшешек» (5 и 6 класс).</w:t>
+      </w:r>
+    </w:p>
+    <w:p>
+      <w:pPr>
+        <w:pStyle w:val="Heading1"/>
         <w:keepNext/>
+        <w:pBdr>
+          <w:bottom w:val="single" w:sz="8" w:space="4" w:color="00509D"/>
+        </w:pBdr>
       </w:pPr>
       <w:r>
-        <w:t>3.5. Ввод казахских букв</w:t>
+        <w:t>5. Русский перевод</w:t>
       </w:r>
     </w:p>
     <w:p>
@@ -1990,111 +2412,10 @@
           <w:rFonts w:ascii="Times New Roman" w:hAnsi="Times New Roman"/>
           <w:sz w:val="24"/>
         </w:rPr>
-        <w:t>Это самая важная возможность приложения. В казахском языке девять букв, которых нет на русской клавиатуре: ә ғ қ ң ө ұ ү һ і.</w:t>
+        <w:t>Чтобы ученику школы с русским языком обучения всё было понятно, в приложении есть русский перевод.</w:t>
       </w:r>
     </w:p>
     <w:p>
-      <w:r>
-        <w:rPr>
-          <w:rFonts w:ascii="Times New Roman" w:hAnsi="Times New Roman"/>
-          <w:sz w:val="24"/>
-        </w:rPr>
-        <w:t>Ввести их можно двумя способами:</w:t>
-      </w:r>
-    </w:p>
-    <w:p>
-      <w:pPr>
-        <w:pStyle w:val="ListBullet"/>
-        <w:spacing w:after="40"/>
-      </w:pPr>
-      <w:r>
-        <w:rPr>
-          <w:rFonts w:ascii="Times New Roman" w:hAnsi="Times New Roman"/>
-          <w:sz w:val="24"/>
-        </w:rPr>
-        <w:t>Нажать нужную в ряду букв под полем ответа</w:t>
-      </w:r>
-    </w:p>
-    <w:p>
-      <w:pPr>
-        <w:pStyle w:val="ListBullet"/>
-        <w:spacing w:after="40"/>
-      </w:pPr>
-      <w:r>
-        <w:rPr>
-          <w:rFonts w:ascii="Times New Roman" w:hAnsi="Times New Roman"/>
-          <w:sz w:val="24"/>
-        </w:rPr>
-        <w:t>Просто написать русскими буквами: напишешь «аке» — приложение всё равно засчитает ответ, ответит «Грамматика верна» и покажет правильное написание («әке»)</w:t>
-      </w:r>
-    </w:p>
-    <w:p>
-      <w:r>
-        <w:rPr>
-          <w:rFonts w:ascii="Times New Roman" w:hAnsi="Times New Roman"/>
-          <w:sz w:val="24"/>
-        </w:rPr>
-        <w:t>Так ученик не упирается в техническую преграду, а правильное написание видит каждый раз.</w:t>
-      </w:r>
-    </w:p>
-    <w:p>
-      <w:r>
-        <w:rPr>
-          <w:rFonts w:ascii="Times New Roman" w:hAnsi="Times New Roman"/>
-          <w:sz w:val="24"/>
-        </w:rPr>
-        <w:t>Опечатка тоже прощается, но ограниченно: в слове короче четырёх букв не прощается вовсе, в слове подлиннее — только одна. Причина в том, что в казахском одна буква меняет смысл слова: «үш» — три, «іш» — пей.</w:t>
-      </w:r>
-    </w:p>
-    <w:p>
-      <w:pPr>
-        <w:pStyle w:val="Heading2"/>
-        <w:keepNext/>
-      </w:pPr>
-      <w:r>
-        <w:t>3.6. Озвучка и живой персонаж</w:t>
-      </w:r>
-    </w:p>
-    <w:p>
-      <w:r>
-        <w:rPr>
-          <w:rFonts w:ascii="Times New Roman" w:hAnsi="Times New Roman"/>
-          <w:sz w:val="24"/>
-        </w:rPr>
-        <w:t>В приложении 623 записи: все реплики диалогов, 162 слова словаря и правильные ответы заданий. Голоса — казахские нейроголоса, женский и мужской.</w:t>
-      </w:r>
-    </w:p>
-    <w:p>
-      <w:r>
-        <w:rPr>
-          <w:rFonts w:ascii="Times New Roman" w:hAnsi="Times New Roman"/>
-          <w:sz w:val="24"/>
-        </w:rPr>
-        <w:t>Кнопка прослушивания появляется только там, где запись действительно есть. Однажды прослушанная запись сохраняется на устройстве и дальше звучит без интернета.</w:t>
-      </w:r>
-    </w:p>
-    <w:p>
-      <w:r>
-        <w:rPr>
-          <w:rFonts w:ascii="Times New Roman" w:hAnsi="Times New Roman"/>
-          <w:sz w:val="24"/>
-        </w:rPr>
-        <w:t>Персонажи двигаются: в покое дышат, во время речи покачиваются, на верный ответ подпрыгивают от радости, на ошибку качают головой. Если движение мешает, настройка «Уменьшить движение» в разделе «Профиль» выключает его полностью.</w:t>
-      </w:r>
-    </w:p>
-    <w:p>
-      <w:pPr>
-        <w:pStyle w:val="Heading1"/>
-        <w:keepNext/>
-        <w:pBdr>
-          <w:bottom w:val="single" w:sz="8" w:space="4" w:color="00509D"/>
-        </w:pBdr>
-      </w:pPr>
-      <w:r>
-        <w:t>4. Раздел «Практика»</w:t>
-      </w:r>
-    </w:p>
-    <w:p>
       <w:pPr>
         <w:keepNext/>
         <w:jc w:val="center"/>
@@ -2102,8 +2423,8 @@
       <w:r>
         <w:drawing>
           <wp:inline xmlns:a="http://schemas.openxmlformats.org/drawingml/2006/main" xmlns:pic="http://schemas.openxmlformats.org/drawingml/2006/picture">
-            <wp:extent cx="2592000" cy="5563080"/>
-            <wp:docPr id="7" name="Picture 7"/>
+            <wp:extent cx="2592000" cy="5572800"/>
+            <wp:docPr id="9" name="Picture 9"/>
             <wp:cNvGraphicFramePr>
               <a:graphicFrameLocks noChangeAspect="1"/>
             </wp:cNvGraphicFramePr>
@@ -2111,11 +2432,11 @@
               <a:graphicData uri="http://schemas.openxmlformats.org/drawingml/2006/picture">
                 <pic:pic>
                   <pic:nvPicPr>
-                    <pic:cNvPr id="0" name="07-практика.png"/>
+                    <pic:cNvPr id="0" name="10-орысша.png"/>
                     <pic:cNvPicPr/>
                   </pic:nvPicPr>
                   <pic:blipFill>
-                    <a:blip r:embed="rId16"/>
+                    <a:blip r:embed="rId18"/>
                     <a:stretch>
                       <a:fillRect/>
                     </a:stretch>
@@ -2123,7 +2444,7 @@
                   <pic:spPr>
                     <a:xfrm>
                       <a:off x="0" y="0"/>
-                      <a:ext cx="2592000" cy="5563080"/>
+                      <a:ext cx="2592000" cy="5572800"/>
                     </a:xfrm>
                     <a:prstGeom prst="rect"/>
                   </pic:spPr>
@@ -2146,16 +2467,72 @@
           <w:color w:val="555D68"/>
           <w:sz w:val="20"/>
         </w:rPr>
-        <w:t>Рисунок 7. Раздел «Практика»</w:t>
+        <w:t>Рисунок 9. Диалог с русским переводом</w:t>
       </w:r>
     </w:p>
     <w:p>
       <w:pPr>
-        <w:pStyle w:val="Heading2"/>
-        <w:keepNext/>
+        <w:pStyle w:val="ListBullet"/>
+        <w:spacing w:after="40"/>
       </w:pPr>
       <w:r>
-        <w:t>4.1. Цель на день</w:t>
+        <w:rPr>
+          <w:rFonts w:ascii="Times New Roman" w:hAnsi="Times New Roman"/>
+          <w:sz w:val="24"/>
+        </w:rPr>
+        <w:t>Нажмите кнопку «Рус» на верхней панели</w:t>
+      </w:r>
+    </w:p>
+    <w:p>
+      <w:pPr>
+        <w:pStyle w:val="ListBullet"/>
+        <w:spacing w:after="40"/>
+      </w:pPr>
+      <w:r>
+        <w:rPr>
+          <w:rFonts w:ascii="Times New Roman" w:hAnsi="Times New Roman"/>
+          <w:sz w:val="24"/>
+        </w:rPr>
+        <w:t>Под каждой репликой диалога появится перевод</w:t>
+      </w:r>
+    </w:p>
+    <w:p>
+      <w:pPr>
+        <w:pStyle w:val="ListBullet"/>
+        <w:spacing w:after="40"/>
+      </w:pPr>
+      <w:r>
+        <w:rPr>
+          <w:rFonts w:ascii="Times New Roman" w:hAnsi="Times New Roman"/>
+          <w:sz w:val="24"/>
+        </w:rPr>
+        <w:t>Под правилом появится его объяснение на русском</w:t>
+      </w:r>
+    </w:p>
+    <w:p>
+      <w:pPr>
+        <w:pStyle w:val="ListBullet"/>
+        <w:spacing w:after="40"/>
+      </w:pPr>
+      <w:r>
+        <w:rPr>
+          <w:rFonts w:ascii="Times New Roman" w:hAnsi="Times New Roman"/>
+          <w:sz w:val="24"/>
+        </w:rPr>
+        <w:t>Под заданием появится формулировка на русском</w:t>
+      </w:r>
+    </w:p>
+    <w:p>
+      <w:pPr>
+        <w:pStyle w:val="ListBullet"/>
+        <w:spacing w:after="40"/>
+      </w:pPr>
+      <w:r>
+        <w:rPr>
+          <w:rFonts w:ascii="Times New Roman" w:hAnsi="Times New Roman"/>
+          <w:sz w:val="24"/>
+        </w:rPr>
+        <w:t>Варианты ответа останутся казахскими</w:t>
       </w:r>
     </w:p>
     <w:p>
@@ -2164,25 +2541,41 @@
           <w:rFonts w:ascii="Times New Roman" w:hAnsi="Times New Roman"/>
           <w:sz w:val="24"/>
         </w:rPr>
-        <w:t>Сколько заданий выполнять в день, вы задаёте сами (по умолчанию — 10). Когда цель выполнена, ежедневная серия продлевается на день.</w:t>
+        <w:t>Русский перевод лучше включать только когда что-то непонятно: сначала попробуйте прочитать задание на казахском.</w:t>
       </w:r>
     </w:p>
     <w:p>
       <w:pPr>
-        <w:pStyle w:val="Heading2"/>
+        <w:pStyle w:val="Heading1"/>
         <w:keepNext/>
+        <w:pBdr>
+          <w:bottom w:val="single" w:sz="8" w:space="4" w:color="00509D"/>
+        </w:pBdr>
       </w:pPr>
       <w:r>
-        <w:t>4.2. Повторение</w:t>
+        <w:t>6. Практические советы</w:t>
       </w:r>
     </w:p>
     <w:p>
+      <w:pPr>
+        <w:pStyle w:val="Heading2"/>
+        <w:keepNext/>
+      </w:pPr>
+      <w:r>
+        <w:t>6.1. Ученику</w:t>
+      </w:r>
+    </w:p>
+    <w:p>
+      <w:pPr>
+        <w:pStyle w:val="ListBullet"/>
+        <w:spacing w:after="40"/>
+      </w:pPr>
       <w:r>
         <w:rPr>
           <w:rFonts w:ascii="Times New Roman" w:hAnsi="Times New Roman"/>
           <w:sz w:val="24"/>
         </w:rPr>
-        <w:t>Каждое задание превращается в карточку. Приложение само ставит их в расписание:</w:t>
+        <w:t>Сначала прочитайте диалог сами, потом послушайте и повторите вслух</w:t>
       </w:r>
     </w:p>
     <w:p>
@@ -2195,7 +2588,7 @@
           <w:rFonts w:ascii="Times New Roman" w:hAnsi="Times New Roman"/>
           <w:sz w:val="24"/>
         </w:rPr>
-        <w:t>Ответил верно — карточка вернётся через день</w:t>
+        <w:t>Читая правило, найдите пример к нему в диалоге</w:t>
       </w:r>
     </w:p>
     <w:p>
@@ -2208,7 +2601,7 @@
           <w:rFonts w:ascii="Times New Roman" w:hAnsi="Times New Roman"/>
           <w:sz w:val="24"/>
         </w:rPr>
-        <w:t>Снова верно — через три дня</w:t>
+        <w:t>Если ошиблись, пройдите тему до конца и повторите её кнопкой «Қайта өту» (пройти заново)</w:t>
       </w:r>
     </w:p>
     <w:p>
@@ -2221,7 +2614,16 @@
           <w:rFonts w:ascii="Times New Roman" w:hAnsi="Times New Roman"/>
           <w:sz w:val="24"/>
         </w:rPr>
-        <w:t>Дальше промежуток растёт, самый долгий — полгода</w:t>
+        <w:t>Проходите темы по порядку — они даны по программе учителя</w:t>
+      </w:r>
+    </w:p>
+    <w:p>
+      <w:pPr>
+        <w:pStyle w:val="Heading2"/>
+        <w:keepNext/>
+      </w:pPr>
+      <w:r>
+        <w:t>6.2. Учителю</w:t>
       </w:r>
     </w:p>
     <w:p>
@@ -2234,52 +2636,46 @@
           <w:rFonts w:ascii="Times New Roman" w:hAnsi="Times New Roman"/>
           <w:sz w:val="24"/>
         </w:rPr>
-        <w:t>Ошибся — карточка вернётся в тот же день</w:t>
+        <w:t>Тему можно вывести на экран и прочитать диалог по ролям</w:t>
       </w:r>
     </w:p>
     <w:p>
+      <w:pPr>
+        <w:pStyle w:val="ListBullet"/>
+        <w:spacing w:after="40"/>
+      </w:pPr>
       <w:r>
         <w:rPr>
           <w:rFonts w:ascii="Times New Roman" w:hAnsi="Times New Roman"/>
           <w:sz w:val="24"/>
         </w:rPr>
-        <w:t>Ученику не нужно думать, что повторять: приложение само предлагает материал, который начинает забываться.</w:t>
+        <w:t>Задание удобно сначала обсудить с классом, а потом нажать ответ</w:t>
       </w:r>
     </w:p>
     <w:p>
       <w:pPr>
-        <w:pStyle w:val="Heading2"/>
-        <w:keepNext/>
-      </w:pPr>
-      <w:r>
-        <w:t>4.3. Карточки слов</w:t>
-      </w:r>
-    </w:p>
-    <w:p>
+        <w:pStyle w:val="ListBullet"/>
+        <w:spacing w:after="40"/>
+      </w:pPr>
       <w:r>
         <w:rPr>
           <w:rFonts w:ascii="Times New Roman" w:hAnsi="Times New Roman"/>
           <w:sz w:val="24"/>
         </w:rPr>
-        <w:t>Слова, собранные из словаря, показываются карточками: на одной стороне по-казахски, на другой по-русски.</w:t>
+        <w:t>Темы не запираются: тему урока можно открыть сразу</w:t>
       </w:r>
     </w:p>
     <w:p>
       <w:pPr>
-        <w:pStyle w:val="Heading2"/>
-        <w:keepNext/>
-      </w:pPr>
-      <w:r>
-        <w:t>4.4. Спринт</w:t>
-      </w:r>
-    </w:p>
-    <w:p>
+        <w:pStyle w:val="ListBullet"/>
+        <w:spacing w:after="40"/>
+      </w:pPr>
       <w:r>
         <w:rPr>
           <w:rFonts w:ascii="Times New Roman" w:hAnsi="Times New Roman"/>
           <w:sz w:val="24"/>
         </w:rPr>
-        <w:t>Дать как можно больше верных ответов за 60 секунд. Рекорд сохраняется.</w:t>
+        <w:t>В классе без интернета пользуйтесь версией для Windows</w:t>
       </w:r>
     </w:p>
     <w:p>
@@ -2291,7 +2687,7 @@
         </w:pBdr>
       </w:pPr>
       <w:r>
-        <w:t>5. Раздел «Словарь»</w:t>
+        <w:t>7. Контроль результатов</w:t>
       </w:r>
     </w:p>
     <w:p>
@@ -2302,8 +2698,8 @@
       <w:r>
         <w:drawing>
           <wp:inline xmlns:a="http://schemas.openxmlformats.org/drawingml/2006/main" xmlns:pic="http://schemas.openxmlformats.org/drawingml/2006/picture">
-            <wp:extent cx="2592000" cy="5563080"/>
-            <wp:docPr id="8" name="Picture 8"/>
+            <wp:extent cx="2592000" cy="5572800"/>
+            <wp:docPr id="10" name="Picture 10"/>
             <wp:cNvGraphicFramePr>
               <a:graphicFrameLocks noChangeAspect="1"/>
             </wp:cNvGraphicFramePr>
@@ -2311,11 +2707,11 @@
               <a:graphicData uri="http://schemas.openxmlformats.org/drawingml/2006/picture">
                 <pic:pic>
                   <pic:nvPicPr>
-                    <pic:cNvPr id="0" name="08-словарь.png"/>
+                    <pic:cNvPr id="0" name="09-қорытынды.png"/>
                     <pic:cNvPicPr/>
                   </pic:nvPicPr>
                   <pic:blipFill>
-                    <a:blip r:embed="rId17"/>
+                    <a:blip r:embed="rId19"/>
                     <a:stretch>
                       <a:fillRect/>
                     </a:stretch>
@@ -2323,7 +2719,7 @@
                   <pic:spPr>
                     <a:xfrm>
                       <a:off x="0" y="0"/>
-                      <a:ext cx="2592000" cy="5563080"/>
+                      <a:ext cx="2592000" cy="5572800"/>
                     </a:xfrm>
                     <a:prstGeom prst="rect"/>
                   </pic:spPr>
@@ -2346,7 +2742,16 @@
           <w:color w:val="555D68"/>
           <w:sz w:val="20"/>
         </w:rPr>
-        <w:t>Рисунок 8. Словарь</w:t>
+        <w:t>Рисунок 10. Итог темы</w:t>
+      </w:r>
+    </w:p>
+    <w:p>
+      <w:pPr>
+        <w:pStyle w:val="Heading2"/>
+        <w:keepNext/>
+      </w:pPr>
+      <w:r>
+        <w:t>7.1. Итог темы</w:t>
       </w:r>
     </w:p>
     <w:p>
@@ -2355,7 +2760,81 @@
           <w:rFonts w:ascii="Times New Roman" w:hAnsi="Times New Roman"/>
           <w:sz w:val="24"/>
         </w:rPr>
-        <w:t>В словаре 162 слова, собранных из самих уроков. У каждого слова: написание по-казахски, перевод на русский, уровень и указание, в каком уроке оно встретилось.</w:t>
+        <w:t>После последнего задания темы появляется итог: число верных ответов (например, «2 / 3») и реакция учителя. Если все ответы верные, учитель радуется.</w:t>
+      </w:r>
+    </w:p>
+    <w:p>
+      <w:pPr>
+        <w:pStyle w:val="ListBullet"/>
+        <w:spacing w:after="40"/>
+      </w:pPr>
+      <w:r>
+        <w:rPr>
+          <w:rFonts w:ascii="Times New Roman" w:hAnsi="Times New Roman"/>
+          <w:sz w:val="24"/>
+        </w:rPr>
+        <w:t>«Қайта өту» (пройти заново) — начать тему сначала</w:t>
+      </w:r>
+    </w:p>
+    <w:p>
+      <w:pPr>
+        <w:pStyle w:val="ListBullet"/>
+        <w:spacing w:after="40"/>
+      </w:pPr>
+      <w:r>
+        <w:rPr>
+          <w:rFonts w:ascii="Times New Roman" w:hAnsi="Times New Roman"/>
+          <w:sz w:val="24"/>
+        </w:rPr>
+        <w:t>«Келесі тақырып» (следующая тема) — перейти к следующей теме списка</w:t>
+      </w:r>
+    </w:p>
+    <w:p>
+      <w:pPr>
+        <w:pStyle w:val="Heading2"/>
+        <w:keepNext/>
+      </w:pPr>
+      <w:r>
+        <w:t>7.2. Отметки в списке тем</w:t>
+      </w:r>
+    </w:p>
+    <w:p>
+      <w:pPr>
+        <w:pStyle w:val="ListBullet"/>
+        <w:spacing w:after="40"/>
+      </w:pPr>
+      <w:r>
+        <w:rPr>
+          <w:rFonts w:ascii="Times New Roman" w:hAnsi="Times New Roman"/>
+          <w:sz w:val="24"/>
+        </w:rPr>
+        <w:t>Отметка — тема пройдена</w:t>
+      </w:r>
+    </w:p>
+    <w:p>
+      <w:pPr>
+        <w:pStyle w:val="ListBullet"/>
+        <w:spacing w:after="40"/>
+      </w:pPr>
+      <w:r>
+        <w:rPr>
+          <w:rFonts w:ascii="Times New Roman" w:hAnsi="Times New Roman"/>
+          <w:sz w:val="24"/>
+        </w:rPr>
+        <w:t>Число вида 2/3 — верные ответы в последнем проходе</w:t>
+      </w:r>
+    </w:p>
+    <w:p>
+      <w:pPr>
+        <w:pStyle w:val="ListBullet"/>
+        <w:spacing w:after="40"/>
+      </w:pPr>
+      <w:r>
+        <w:rPr>
+          <w:rFonts w:ascii="Times New Roman" w:hAnsi="Times New Roman"/>
+          <w:sz w:val="24"/>
+        </w:rPr>
+        <w:t>Выделенная тема — следующая непройденная</w:t>
       </w:r>
     </w:p>
     <w:p>
@@ -2364,527 +2843,7 @@
           <w:rFonts w:ascii="Times New Roman" w:hAnsi="Times New Roman"/>
           <w:sz w:val="24"/>
         </w:rPr>
-        <w:t>Поиск работает и с русской клавиатуры: наберёте «коныр» — найдётся «қоңыр». Переключаться ради казахских букв не нужно.</w:t>
-      </w:r>
-    </w:p>
-    <w:p>
-      <w:pPr>
-        <w:pStyle w:val="Heading1"/>
-        <w:keepNext/>
-        <w:pBdr>
-          <w:bottom w:val="single" w:sz="8" w:space="4" w:color="00509D"/>
-        </w:pBdr>
-      </w:pPr>
-      <w:r>
-        <w:t>6. Раздел «Справка»</w:t>
-      </w:r>
-    </w:p>
-    <w:p>
-      <w:pPr>
-        <w:keepNext/>
-        <w:jc w:val="center"/>
-      </w:pPr>
-      <w:r>
-        <w:drawing>
-          <wp:inline xmlns:a="http://schemas.openxmlformats.org/drawingml/2006/main" xmlns:pic="http://schemas.openxmlformats.org/drawingml/2006/picture">
-            <wp:extent cx="2592000" cy="5563080"/>
-            <wp:docPr id="9" name="Picture 9"/>
-            <wp:cNvGraphicFramePr>
-              <a:graphicFrameLocks noChangeAspect="1"/>
-            </wp:cNvGraphicFramePr>
-            <a:graphic>
-              <a:graphicData uri="http://schemas.openxmlformats.org/drawingml/2006/picture">
-                <pic:pic>
-                  <pic:nvPicPr>
-                    <pic:cNvPr id="0" name="09-справка.png"/>
-                    <pic:cNvPicPr/>
-                  </pic:nvPicPr>
-                  <pic:blipFill>
-                    <a:blip r:embed="rId18"/>
-                    <a:stretch>
-                      <a:fillRect/>
-                    </a:stretch>
-                  </pic:blipFill>
-                  <pic:spPr>
-                    <a:xfrm>
-                      <a:off x="0" y="0"/>
-                      <a:ext cx="2592000" cy="5563080"/>
-                    </a:xfrm>
-                    <a:prstGeom prst="rect"/>
-                  </pic:spPr>
-                </pic:pic>
-              </a:graphicData>
-            </a:graphic>
-          </wp:inline>
-        </w:drawing>
-      </w:r>
-    </w:p>
-    <w:p>
-      <w:pPr>
-        <w:spacing w:after="240"/>
-        <w:jc w:val="center"/>
-      </w:pPr>
-      <w:r>
-        <w:rPr>
-          <w:rFonts w:ascii="Times New Roman" w:hAnsi="Times New Roman"/>
-          <w:i/>
-          <w:color w:val="555D68"/>
-          <w:sz w:val="20"/>
-        </w:rPr>
-        <w:t>Рисунок 9. Раздел «Справка»</w:t>
-      </w:r>
-    </w:p>
-    <w:p>
-      <w:r>
-        <w:rPr>
-          <w:rFonts w:ascii="Times New Roman" w:hAnsi="Times New Roman"/>
-          <w:sz w:val="24"/>
-        </w:rPr>
-        <w:t>Справка состоит из четырёх частей.</w:t>
-      </w:r>
-    </w:p>
-    <w:p>
-      <w:pPr>
-        <w:pStyle w:val="Heading2"/>
-        <w:keepNext/>
-      </w:pPr>
-      <w:r>
-        <w:t>6.1. Правила</w:t>
-      </w:r>
-    </w:p>
-    <w:p>
-      <w:r>
-        <w:rPr>
-          <w:rFonts w:ascii="Times New Roman" w:hAnsi="Times New Roman"/>
-          <w:sz w:val="24"/>
-        </w:rPr>
-        <w:t>33 правила грамматики. В каждом: название, полное объяснение и примеры. Есть поиск.</w:t>
-      </w:r>
-    </w:p>
-    <w:p>
-      <w:pPr>
-        <w:pStyle w:val="Heading2"/>
-        <w:keepNext/>
-      </w:pPr>
-      <w:r>
-        <w:t>6.2. Темы</w:t>
-      </w:r>
-    </w:p>
-    <w:p>
-      <w:r>
-        <w:rPr>
-          <w:rFonts w:ascii="Times New Roman" w:hAnsi="Times New Roman"/>
-          <w:sz w:val="24"/>
-        </w:rPr>
-        <w:t>22 справочные темы. В каждой теме — подробное объяснение, примеры и частые ошибки именно по этой теме.</w:t>
-      </w:r>
-    </w:p>
-    <w:p>
-      <w:pPr>
-        <w:pStyle w:val="Heading2"/>
-        <w:keepNext/>
-      </w:pPr>
-      <w:r>
-        <w:t>6.3. Таблицы окончаний</w:t>
-      </w:r>
-    </w:p>
-    <w:p>
-      <w:r>
-        <w:rPr>
-          <w:rFonts w:ascii="Times New Roman" w:hAnsi="Times New Roman"/>
-          <w:sz w:val="24"/>
-        </w:rPr>
-        <w:t>Это не просто таблица. Подставьте любое своё слово, и приложение рассчитает все его формы по правилам.</w:t>
-      </w:r>
-    </w:p>
-    <w:p>
-      <w:pPr>
-        <w:keepNext/>
-        <w:jc w:val="center"/>
-      </w:pPr>
-      <w:r>
-        <w:drawing>
-          <wp:inline xmlns:a="http://schemas.openxmlformats.org/drawingml/2006/main" xmlns:pic="http://schemas.openxmlformats.org/drawingml/2006/picture">
-            <wp:extent cx="2592000" cy="5563080"/>
-            <wp:docPr id="10" name="Picture 10"/>
-            <wp:cNvGraphicFramePr>
-              <a:graphicFrameLocks noChangeAspect="1"/>
-            </wp:cNvGraphicFramePr>
-            <a:graphic>
-              <a:graphicData uri="http://schemas.openxmlformats.org/drawingml/2006/picture">
-                <pic:pic>
-                  <pic:nvPicPr>
-                    <pic:cNvPr id="0" name="10-таблицы.png"/>
-                    <pic:cNvPicPr/>
-                  </pic:nvPicPr>
-                  <pic:blipFill>
-                    <a:blip r:embed="rId19"/>
-                    <a:stretch>
-                      <a:fillRect/>
-                    </a:stretch>
-                  </pic:blipFill>
-                  <pic:spPr>
-                    <a:xfrm>
-                      <a:off x="0" y="0"/>
-                      <a:ext cx="2592000" cy="5563080"/>
-                    </a:xfrm>
-                    <a:prstGeom prst="rect"/>
-                  </pic:spPr>
-                </pic:pic>
-              </a:graphicData>
-            </a:graphic>
-          </wp:inline>
-        </w:drawing>
-      </w:r>
-    </w:p>
-    <w:p>
-      <w:pPr>
-        <w:spacing w:after="240"/>
-        <w:jc w:val="center"/>
-      </w:pPr>
-      <w:r>
-        <w:rPr>
-          <w:rFonts w:ascii="Times New Roman" w:hAnsi="Times New Roman"/>
-          <w:i/>
-          <w:color w:val="555D68"/>
-          <w:sz w:val="20"/>
-        </w:rPr>
-        <w:t>Рисунок 10. Таблицы окончаний</w:t>
-      </w:r>
-    </w:p>
-    <w:p>
-      <w:r>
-        <w:rPr>
-          <w:rFonts w:ascii="Times New Roman" w:hAnsi="Times New Roman"/>
-          <w:sz w:val="24"/>
-        </w:rPr>
-        <w:t>При расчёте учитываются три закономерности:</w:t>
-      </w:r>
-    </w:p>
-    <w:p>
-      <w:pPr>
-        <w:pStyle w:val="ListBullet"/>
-        <w:spacing w:after="40"/>
-      </w:pPr>
-      <w:r>
-        <w:rPr>
-          <w:rFonts w:ascii="Times New Roman" w:hAnsi="Times New Roman"/>
-          <w:sz w:val="24"/>
-        </w:rPr>
-        <w:t>Закон сингармонизма — твёрдые и мягкие окончания</w:t>
-      </w:r>
-    </w:p>
-    <w:p>
-      <w:pPr>
-        <w:pStyle w:val="ListBullet"/>
-        <w:spacing w:after="40"/>
-      </w:pPr>
-      <w:r>
-        <w:rPr>
-          <w:rFonts w:ascii="Times New Roman" w:hAnsi="Times New Roman"/>
-          <w:sz w:val="24"/>
-        </w:rPr>
-        <w:t>Озвончение — переход звуков қ / к / п в ғ / г / б</w:t>
-      </w:r>
-    </w:p>
-    <w:p>
-      <w:pPr>
-        <w:pStyle w:val="ListBullet"/>
-        <w:spacing w:after="40"/>
-      </w:pPr>
-      <w:r>
-        <w:rPr>
-          <w:rFonts w:ascii="Times New Roman" w:hAnsi="Times New Roman"/>
-          <w:sz w:val="24"/>
-        </w:rPr>
-        <w:t>Согласование согласных</w:t>
-      </w:r>
-    </w:p>
-    <w:p>
-      <w:r>
-        <w:rPr>
-          <w:rFonts w:ascii="Times New Roman" w:hAnsi="Times New Roman"/>
-          <w:sz w:val="24"/>
-        </w:rPr>
-        <w:t>В таблице даны семь падежей, окончания принадлежности и множественного числа.</w:t>
-      </w:r>
-    </w:p>
-    <w:p>
-      <w:pPr>
-        <w:pStyle w:val="Heading2"/>
-        <w:keepNext/>
-      </w:pPr>
-      <w:r>
-        <w:t>6.4. Как устроено приложение</w:t>
-      </w:r>
-    </w:p>
-    <w:p>
-      <w:r>
-        <w:rPr>
-          <w:rFonts w:ascii="Times New Roman" w:hAnsi="Times New Roman"/>
-          <w:sz w:val="24"/>
-        </w:rPr>
-        <w:t>Этот раздел — о самом приложении: ученик может прочитать, что и как в нём устроено. Даны ответы на шесть вопросов: что такое «Тілашар», как проходит урок, как проверяется ответ, зачем нужны пять разделов внизу экрана, как работают повторение и очки и как поставить приложение на телефон.</w:t>
-      </w:r>
-    </w:p>
-    <w:p>
-      <w:r>
-        <w:rPr>
-          <w:rFonts w:ascii="Times New Roman" w:hAnsi="Times New Roman"/>
-          <w:sz w:val="24"/>
-        </w:rPr>
-        <w:t>Самое главное — что означает «ответ почти верен»: почему ответ, написанный русскими буквами, тоже считается верным.</w:t>
-      </w:r>
-    </w:p>
-    <w:p>
-      <w:pPr>
-        <w:pStyle w:val="Heading1"/>
-        <w:keepNext/>
-        <w:pBdr>
-          <w:bottom w:val="single" w:sz="8" w:space="4" w:color="00509D"/>
-        </w:pBdr>
-      </w:pPr>
-      <w:r>
-        <w:t>7. Отслеживание прогресса</w:t>
-      </w:r>
-    </w:p>
-    <w:p>
-      <w:pPr>
-        <w:keepNext/>
-        <w:jc w:val="center"/>
-      </w:pPr>
-      <w:r>
-        <w:drawing>
-          <wp:inline xmlns:a="http://schemas.openxmlformats.org/drawingml/2006/main" xmlns:pic="http://schemas.openxmlformats.org/drawingml/2006/picture">
-            <wp:extent cx="2592000" cy="5563080"/>
-            <wp:docPr id="11" name="Picture 11"/>
-            <wp:cNvGraphicFramePr>
-              <a:graphicFrameLocks noChangeAspect="1"/>
-            </wp:cNvGraphicFramePr>
-            <a:graphic>
-              <a:graphicData uri="http://schemas.openxmlformats.org/drawingml/2006/picture">
-                <pic:pic>
-                  <pic:nvPicPr>
-                    <pic:cNvPr id="0" name="11-профиль.png"/>
-                    <pic:cNvPicPr/>
-                  </pic:nvPicPr>
-                  <pic:blipFill>
-                    <a:blip r:embed="rId20"/>
-                    <a:stretch>
-                      <a:fillRect/>
-                    </a:stretch>
-                  </pic:blipFill>
-                  <pic:spPr>
-                    <a:xfrm>
-                      <a:off x="0" y="0"/>
-                      <a:ext cx="2592000" cy="5563080"/>
-                    </a:xfrm>
-                    <a:prstGeom prst="rect"/>
-                  </pic:spPr>
-                </pic:pic>
-              </a:graphicData>
-            </a:graphic>
-          </wp:inline>
-        </w:drawing>
-      </w:r>
-    </w:p>
-    <w:p>
-      <w:pPr>
-        <w:spacing w:after="240"/>
-        <w:jc w:val="center"/>
-      </w:pPr>
-      <w:r>
-        <w:rPr>
-          <w:rFonts w:ascii="Times New Roman" w:hAnsi="Times New Roman"/>
-          <w:i/>
-          <w:color w:val="555D68"/>
-          <w:sz w:val="20"/>
-        </w:rPr>
-        <w:t>Рисунок 11. Профиль и статистика</w:t>
-      </w:r>
-    </w:p>
-    <w:p>
-      <w:pPr>
-        <w:pStyle w:val="Heading2"/>
-        <w:keepNext/>
-      </w:pPr>
-      <w:r>
-        <w:t>7.1. Статистика</w:t>
-      </w:r>
-    </w:p>
-    <w:p>
-      <w:pPr>
-        <w:pStyle w:val="ListBullet"/>
-        <w:spacing w:after="40"/>
-      </w:pPr>
-      <w:r>
-        <w:rPr>
-          <w:rFonts w:ascii="Times New Roman" w:hAnsi="Times New Roman"/>
-          <w:sz w:val="24"/>
-        </w:rPr>
-        <w:t>Число пройденных уроков</w:t>
-      </w:r>
-    </w:p>
-    <w:p>
-      <w:pPr>
-        <w:pStyle w:val="ListBullet"/>
-        <w:spacing w:after="40"/>
-      </w:pPr>
-      <w:r>
-        <w:rPr>
-          <w:rFonts w:ascii="Times New Roman" w:hAnsi="Times New Roman"/>
-          <w:sz w:val="24"/>
-        </w:rPr>
-        <w:t>Доля верных ответов</w:t>
-      </w:r>
-    </w:p>
-    <w:p>
-      <w:pPr>
-        <w:pStyle w:val="ListBullet"/>
-        <w:spacing w:after="40"/>
-      </w:pPr>
-      <w:r>
-        <w:rPr>
-          <w:rFonts w:ascii="Times New Roman" w:hAnsi="Times New Roman"/>
-          <w:sz w:val="24"/>
-        </w:rPr>
-        <w:t>Набранные очки (XP)</w:t>
-      </w:r>
-    </w:p>
-    <w:p>
-      <w:pPr>
-        <w:pStyle w:val="ListBullet"/>
-        <w:spacing w:after="40"/>
-      </w:pPr>
-      <w:r>
-        <w:rPr>
-          <w:rFonts w:ascii="Times New Roman" w:hAnsi="Times New Roman"/>
-          <w:sz w:val="24"/>
-        </w:rPr>
-        <w:t>Ежедневная серия — сколько дней подряд вы занимались</w:t>
-      </w:r>
-    </w:p>
-    <w:p>
-      <w:pPr>
-        <w:pStyle w:val="ListBullet"/>
-        <w:spacing w:after="40"/>
-      </w:pPr>
-      <w:r>
-        <w:rPr>
-          <w:rFonts w:ascii="Times New Roman" w:hAnsi="Times New Roman"/>
-          <w:sz w:val="24"/>
-        </w:rPr>
-        <w:t>Календарь активных дней</w:t>
-      </w:r>
-    </w:p>
-    <w:p>
-      <w:pPr>
-        <w:pStyle w:val="Heading2"/>
-        <w:keepNext/>
-      </w:pPr>
-      <w:r>
-        <w:t>7.2. Награды</w:t>
-      </w:r>
-    </w:p>
-    <w:p>
-      <w:r>
-        <w:rPr>
-          <w:rFonts w:ascii="Times New Roman" w:hAnsi="Times New Roman"/>
-          <w:sz w:val="24"/>
-        </w:rPr>
-        <w:t>При достижении определённого результата открывается награда: первый урок, серия в семь дней, прохождение всех уроков и другие.</w:t>
-      </w:r>
-    </w:p>
-    <w:p>
-      <w:pPr>
-        <w:pStyle w:val="Heading2"/>
-        <w:keepNext/>
-      </w:pPr>
-      <w:r>
-        <w:t>7.3. Выгрузка результатов</w:t>
-      </w:r>
-    </w:p>
-    <w:p>
-      <w:r>
-        <w:rPr>
-          <w:rFonts w:ascii="Times New Roman" w:hAnsi="Times New Roman"/>
-          <w:sz w:val="24"/>
-        </w:rPr>
-        <w:t>В профиле результаты можно выгрузить таблицей (CSV). Это сделано для учителя — чтобы собирать точные данные при апробации в классе.</w:t>
-      </w:r>
-    </w:p>
-    <w:p>
-      <w:pPr>
-        <w:pStyle w:val="Heading2"/>
-        <w:keepNext/>
-      </w:pPr>
-      <w:r>
-        <w:t>7.4. Настройки</w:t>
-      </w:r>
-    </w:p>
-    <w:p>
-      <w:pPr>
-        <w:pStyle w:val="ListBullet"/>
-        <w:spacing w:after="40"/>
-      </w:pPr>
-      <w:r>
-        <w:rPr>
-          <w:rFonts w:ascii="Times New Roman" w:hAnsi="Times New Roman"/>
-          <w:sz w:val="24"/>
-        </w:rPr>
-        <w:t>Звук — сигналом отмечать, верен ответ или нет</w:t>
-      </w:r>
-    </w:p>
-    <w:p>
-      <w:pPr>
-        <w:pStyle w:val="ListBullet"/>
-        <w:spacing w:after="40"/>
-      </w:pPr>
-      <w:r>
-        <w:rPr>
-          <w:rFonts w:ascii="Times New Roman" w:hAnsi="Times New Roman"/>
-          <w:sz w:val="24"/>
-        </w:rPr>
-        <w:t>Цель на день — сколько заданий в день</w:t>
-      </w:r>
-    </w:p>
-    <w:p>
-      <w:pPr>
-        <w:pStyle w:val="ListBullet"/>
-        <w:spacing w:after="40"/>
-      </w:pPr>
-      <w:r>
-        <w:rPr>
-          <w:rFonts w:ascii="Times New Roman" w:hAnsi="Times New Roman"/>
-          <w:sz w:val="24"/>
-        </w:rPr>
-        <w:t>Мгновенная проверка — проверять ответ сразу при наборе</w:t>
-      </w:r>
-    </w:p>
-    <w:p>
-      <w:pPr>
-        <w:pStyle w:val="ListBullet"/>
-        <w:spacing w:after="40"/>
-      </w:pPr>
-      <w:r>
-        <w:rPr>
-          <w:rFonts w:ascii="Times New Roman" w:hAnsi="Times New Roman"/>
-          <w:sz w:val="24"/>
-        </w:rPr>
-        <w:t>Уменьшить движение — выключить анимации</w:t>
-      </w:r>
-    </w:p>
-    <w:p>
-      <w:pPr>
-        <w:pStyle w:val="ListBullet"/>
-        <w:spacing w:after="40"/>
-      </w:pPr>
-      <w:r>
-        <w:rPr>
-          <w:rFonts w:ascii="Times New Roman" w:hAnsi="Times New Roman"/>
-          <w:sz w:val="24"/>
-        </w:rPr>
-        <w:t>Тема — светлая или тёмная</w:t>
+        <w:t>Результаты сохраняются на устройстве автоматически и не пропадают, если закрыть приложение.</w:t>
       </w:r>
     </w:p>
     <w:p>
@@ -2923,7 +2882,7 @@
           <w:rFonts w:ascii="Times New Roman" w:hAnsi="Times New Roman"/>
           <w:sz w:val="24"/>
         </w:rPr>
-        <w:t>Устанавливать не нужно — оно открывается в браузере по ссылке. При желании можно поставить на телефон (см. пункт 1.3).</w:t>
+        <w:t>Устанавливать не обязательно — оно открывается в браузере по ссылке. При желании его можно поставить на телефон или компьютер (см. пункты 1.3 и 1.4).</w:t>
       </w:r>
     </w:p>
     <w:p>
@@ -2941,7 +2900,7 @@
           <w:rFonts w:ascii="Times New Roman" w:hAnsi="Times New Roman"/>
           <w:sz w:val="24"/>
         </w:rPr>
-        <w:t>Только при первом открытии. Дальше приложение полностью работает без интернета: уроки, словарь, справка — всё хранится на устройстве.</w:t>
+        <w:t>Только при первом открытии. Дальше приложение полностью работает без интернета: и темы, и записи озвучки хранятся на устройстве.</w:t>
       </w:r>
     </w:p>
     <w:p>
@@ -2959,7 +2918,7 @@
           <w:rFonts w:ascii="Times New Roman" w:hAnsi="Times New Roman"/>
           <w:sz w:val="24"/>
         </w:rPr>
-        <w:t>Только на вашем устройстве. Ни сервера, ни регистрации нет, личные данные не собираются.</w:t>
+        <w:t>Только на вашем устройстве. Нет ни сервера, ни регистрации, персональные данные не собираются.</w:t>
       </w:r>
     </w:p>
     <w:p>
@@ -2968,7 +2927,7 @@
           <w:rFonts w:ascii="Times New Roman" w:hAnsi="Times New Roman"/>
           <w:sz w:val="24"/>
         </w:rPr>
-        <w:t>Не потеряется ли прогресс?</w:t>
+        <w:t>Пропадут ли мои результаты?</w:t>
       </w:r>
     </w:p>
     <w:p>
@@ -2977,7 +2936,7 @@
           <w:rFonts w:ascii="Times New Roman" w:hAnsi="Times New Roman"/>
           <w:sz w:val="24"/>
         </w:rPr>
-        <w:t>Нет, прогресс сохраняется автоматически. Но он пропадёт, если очистить данные браузера. На iPhone лучше добавить приложение «На экран „Домой“» — тогда данные сохранятся.</w:t>
+        <w:t>Нет, результаты сохраняются автоматически. Но если очистить данные браузера, они пропадут. На iPhone приложение лучше добавить «На экран „Домой“».</w:t>
       </w:r>
     </w:p>
     <w:p>
@@ -2995,7 +2954,7 @@
           <w:rFonts w:ascii="Times New Roman" w:hAnsi="Times New Roman"/>
           <w:sz w:val="24"/>
         </w:rPr>
-        <w:t>Да, полностью. Ни рекламы, ни платежей.</w:t>
+        <w:t>Да, полностью бесплатное. Ни рекламы, ни платежей.</w:t>
       </w:r>
     </w:p>
     <w:p>
@@ -3013,25 +2972,7 @@
           <w:rFonts w:ascii="Times New Roman" w:hAnsi="Times New Roman"/>
           <w:sz w:val="24"/>
         </w:rPr>
-        <w:t>Кнопка прослушивания появляется только у реплики, для которой есть запись. Если кнопка есть, а звука нет — проверьте громкость телефона и беззвучный режим. Для первого прослушивания нужен интернет, дальше — нет.</w:t>
-      </w:r>
-    </w:p>
-    <w:p>
-      <w:r>
-        <w:rPr>
-          <w:rFonts w:ascii="Times New Roman" w:hAnsi="Times New Roman"/>
-          <w:sz w:val="24"/>
-        </w:rPr>
-        <w:t>Где взять казахские буквы?</w:t>
-      </w:r>
-    </w:p>
-    <w:p>
-      <w:r>
-        <w:rPr>
-          <w:rFonts w:ascii="Times New Roman" w:hAnsi="Times New Roman"/>
-          <w:sz w:val="24"/>
-        </w:rPr>
-        <w:t>В ряду под полем ответа. Или просто напишите русскими буквами — приложение поймёт и покажет правильное написание.</w:t>
+        <w:t>Проверьте громкость телефона и беззвучный режим. Кнопка «Послушать» видна только там, где есть запись.</w:t>
       </w:r>
     </w:p>
     <w:p>
@@ -3092,7 +3033,7 @@
           <w:rFonts w:ascii="Times New Roman" w:hAnsi="Times New Roman"/>
           <w:sz w:val="24"/>
         </w:rPr>
-        <w:t>Место на диске: около 1,4 МБ</w:t>
+        <w:t>Место на диске: около 1,5 МБ</w:t>
       </w:r>
     </w:p>
     <w:p>
@@ -3105,7 +3046,7 @@
           <w:rFonts w:ascii="Times New Roman" w:hAnsi="Times New Roman"/>
           <w:sz w:val="24"/>
         </w:rPr>
-        <w:t>APK для Android: Android 6.0 и выше</w:t>
+        <w:t>APK для Android: Android 7.0 и выше</w:t>
       </w:r>
     </w:p>
     <w:p>
@@ -3118,7 +3059,7 @@
           <w:rFonts w:ascii="Times New Roman" w:hAnsi="Times New Roman"/>
           <w:sz w:val="24"/>
         </w:rPr>
-        <w:t>Для Windows: Windows 10 и выше, 64 бита</w:t>
+        <w:t>Для Windows: Windows 10 и выше, 64 бит</w:t>
       </w:r>
     </w:p>
     <w:p>
@@ -3184,7 +3125,7 @@
           <w:rFonts w:ascii="Times New Roman" w:hAnsi="Times New Roman"/>
           <w:sz w:val="24"/>
         </w:rPr>
-        <w:t>Если казахские буквы отображаются неверно:</w:t>
+        <w:t>Если казахские буквы отображаются неправильно:</w:t>
       </w:r>
     </w:p>
     <w:p>
@@ -3197,7 +3138,7 @@
           <w:rFonts w:ascii="Times New Roman" w:hAnsi="Times New Roman"/>
           <w:sz w:val="24"/>
         </w:rPr>
-        <w:t>Перезагрузите страницу — возможно, не загрузился шрифт</w:t>
+        <w:t>Перезагрузите страницу — шрифт мог не загрузиться</w:t>
       </w:r>
     </w:p>
     <w:p>
@@ -3210,7 +3151,7 @@
           <w:rFonts w:ascii="Times New Roman" w:hAnsi="Times New Roman"/>
           <w:sz w:val="24"/>
         </w:rPr>
-        <w:t>Приложение носит свой шрифт с собой, поэтому ставить шрифт в систему не нужно</w:t>
+        <w:t>Приложение приносит свой шрифт с собой, устанавливать шрифты в систему не нужно</w:t>
       </w:r>
     </w:p>
     <w:p>
@@ -3219,7 +3160,7 @@
           <w:rFonts w:ascii="Times New Roman" w:hAnsi="Times New Roman"/>
           <w:sz w:val="24"/>
         </w:rPr>
-        <w:t>Если пропал прогресс:</w:t>
+        <w:t>Если пропали результаты:</w:t>
       </w:r>
     </w:p>
     <w:p>
@@ -3245,7 +3186,7 @@
           <w:rFonts w:ascii="Times New Roman" w:hAnsi="Times New Roman"/>
           <w:sz w:val="24"/>
         </w:rPr>
-        <w:t>В режиме инкогнито прогресс не сохраняется</w:t>
+        <w:t>В режиме инкогнито результаты не сохраняются</w:t>
       </w:r>
     </w:p>
     <w:p>
@@ -3270,7 +3211,7 @@
         </w:pBdr>
       </w:pPr>
       <w:r>
-        <w:t>9. Возможности для удобства</w:t>
+        <w:t>9. Удобство работы</w:t>
       </w:r>
     </w:p>
     <w:p>
@@ -3292,7 +3233,7 @@
           <w:rFonts w:ascii="Times New Roman" w:hAnsi="Times New Roman"/>
           <w:sz w:val="24"/>
         </w:rPr>
-        <w:t>Enter — проверить ответ или перейти к следующему шагу</w:t>
+        <w:t>Tab — переход между кнопками и вариантами ответа</w:t>
       </w:r>
     </w:p>
     <w:p>
@@ -3305,7 +3246,16 @@
           <w:rFonts w:ascii="Times New Roman" w:hAnsi="Times New Roman"/>
           <w:sz w:val="24"/>
         </w:rPr>
-        <w:t>Tab — перемещение между элементами</w:t>
+        <w:t>Enter или пробел — нажать выбранную кнопку</w:t>
+      </w:r>
+    </w:p>
+    <w:p>
+      <w:pPr>
+        <w:pStyle w:val="Heading2"/>
+        <w:keepNext/>
+      </w:pPr>
+      <w:r>
+        <w:t>9.2. Работа на телефоне</w:t>
       </w:r>
     </w:p>
     <w:p>
@@ -3318,29 +3268,7 @@
           <w:rFonts w:ascii="Times New Roman" w:hAnsi="Times New Roman"/>
           <w:sz w:val="24"/>
         </w:rPr>
-        <w:t>Esc — возврат на предыдущий экран</w:t>
-      </w:r>
-    </w:p>
-    <w:p>
-      <w:pPr>
-        <w:pStyle w:val="Heading2"/>
-        <w:keepNext/>
-      </w:pPr>
-      <w:r>
-        <w:t>9.2. Работа на телефоне</w:t>
-      </w:r>
-    </w:p>
-    <w:p>
-      <w:pPr>
-        <w:pStyle w:val="ListBullet"/>
-        <w:spacing w:after="40"/>
-      </w:pPr>
-      <w:r>
-        <w:rPr>
-          <w:rFonts w:ascii="Times New Roman" w:hAnsi="Times New Roman"/>
-          <w:sz w:val="24"/>
-        </w:rPr>
-        <w:t>Размер всех кнопок не меньше 44 пикселей — удобно пальцу</w:t>
+        <w:t>Все кнопки не меньше 44 пикселей — удобно нажимать пальцем</w:t>
       </w:r>
     </w:p>
     <w:p>
@@ -3366,7 +3294,7 @@
           <w:rFonts w:ascii="Times New Roman" w:hAnsi="Times New Roman"/>
           <w:sz w:val="24"/>
         </w:rPr>
-        <w:t>Горизонтальной прокрутки нет</w:t>
+        <w:t>Нет горизонтальной прокрутки</w:t>
       </w:r>
     </w:p>
     <w:p>
@@ -3379,7 +3307,7 @@
           <w:rFonts w:ascii="Times New Roman" w:hAnsi="Times New Roman"/>
           <w:sz w:val="24"/>
         </w:rPr>
-        <w:t>Ряд казахских букв всегда под полем ответа</w:t>
+        <w:t>Варианты ответа — крупные кнопки, по ним легко попасть</w:t>
       </w:r>
     </w:p>
     <w:p>
@@ -3401,7 +3329,7 @@
           <w:rFonts w:ascii="Times New Roman" w:hAnsi="Times New Roman"/>
           <w:sz w:val="24"/>
         </w:rPr>
-        <w:t>Все цвета проверены по контрасту (уровень WCAG AA, 36 проверок)</w:t>
+        <w:t>Все цвета проверены на контраст (уровень WCAG AA, 36 проверок контраста)</w:t>
       </w:r>
     </w:p>
     <w:p>
@@ -3414,7 +3342,7 @@
           <w:rFonts w:ascii="Times New Roman" w:hAnsi="Times New Roman"/>
           <w:sz w:val="24"/>
         </w:rPr>
-        <w:t>Светлая и тёмная тема</w:t>
+        <w:t>Светлая и тёмная тема переключаются по настройке устройства</w:t>
       </w:r>
     </w:p>
     <w:p>
@@ -3427,7 +3355,7 @@
           <w:rFonts w:ascii="Times New Roman" w:hAnsi="Times New Roman"/>
           <w:sz w:val="24"/>
         </w:rPr>
-        <w:t>Настройка «Уменьшить движение» — анимации выключаются</w:t>
+        <w:t>Системная настройка «Уменьшить движение» выключает анимацию</w:t>
       </w:r>
     </w:p>
     <w:p>
@@ -3440,7 +3368,7 @@
           <w:rFonts w:ascii="Times New Roman" w:hAnsi="Times New Roman"/>
           <w:sz w:val="24"/>
         </w:rPr>
-        <w:t>Размер текста подчиняется системным настройкам</w:t>
+        <w:t>Для экранного диктора у кнопок и изображений прописаны названия</w:t>
       </w:r>
     </w:p>
     <w:p>
@@ -3474,7 +3402,7 @@
           <w:rFonts w:ascii="Times New Roman" w:hAnsi="Times New Roman"/>
           <w:sz w:val="24"/>
         </w:rPr>
-        <w:t>Принимает русские буквы — технической преграды нет, правильное написание при этом показывается</w:t>
+        <w:t>Темы учителя и образец учителя — диалог → правило → задание</w:t>
       </w:r>
     </w:p>
     <w:p>
@@ -3487,7 +3415,7 @@
           <w:rFonts w:ascii="Times New Roman" w:hAnsi="Times New Roman"/>
           <w:sz w:val="24"/>
         </w:rPr>
-        <w:t>Диалог → правило → задание — материал сразу даётся с примером</w:t>
+        <w:t>Правило сразу подкреплено примером — словами из диалога</w:t>
       </w:r>
     </w:p>
     <w:p>
@@ -3500,7 +3428,7 @@
           <w:rFonts w:ascii="Times New Roman" w:hAnsi="Times New Roman"/>
           <w:sz w:val="24"/>
         </w:rPr>
-        <w:t>Сам возвращает забытое — планировать повторение не нужно</w:t>
+        <w:t>Ответ проверяется сразу, при ошибке показывается правильный</w:t>
       </w:r>
     </w:p>
     <w:p>
@@ -3513,7 +3441,7 @@
           <w:rFonts w:ascii="Times New Roman" w:hAnsi="Times New Roman"/>
           <w:sz w:val="24"/>
         </w:rPr>
-        <w:t>Считает окончания по правилам — для любого слова</w:t>
+        <w:t>Казахская озвучка — все реплики</w:t>
       </w:r>
     </w:p>
     <w:p>
@@ -3526,7 +3454,7 @@
           <w:rFonts w:ascii="Times New Roman" w:hAnsi="Times New Roman"/>
           <w:sz w:val="24"/>
         </w:rPr>
-        <w:t>Казахская озвучка — 623 записи, все реплики диалогов</w:t>
+        <w:t>Живые персонажи — двигаются, когда говорят, реагируют на ответ</w:t>
       </w:r>
     </w:p>
     <w:p>
@@ -3539,7 +3467,7 @@
           <w:rFonts w:ascii="Times New Roman" w:hAnsi="Times New Roman"/>
           <w:sz w:val="24"/>
         </w:rPr>
-        <w:t>Живые персонажи — двигаются во время речи, отвечают на ответ</w:t>
+        <w:t>При необходимости — русский перевод</w:t>
       </w:r>
     </w:p>
     <w:p>
@@ -3565,7 +3493,7 @@
           <w:rFonts w:ascii="Times New Roman" w:hAnsi="Times New Roman"/>
           <w:sz w:val="24"/>
         </w:rPr>
-        <w:t>Бесплатное и открыто по ссылке</w:t>
+        <w:t>Бесплатно и открыто по ссылке</w:t>
       </w:r>
     </w:p>
     <w:p>
@@ -3574,42 +3502,20 @@
         <w:keepNext/>
       </w:pPr>
       <w:r>
-        <w:t>10.2. Советы, как заниматься с пользой</w:t>
+        <w:t>10.2. Советы для успешных занятий</w:t>
       </w:r>
     </w:p>
     <w:p>
+      <w:pPr>
+        <w:pStyle w:val="ListBullet"/>
+        <w:spacing w:after="40"/>
+      </w:pPr>
       <w:r>
         <w:rPr>
           <w:rFonts w:ascii="Times New Roman" w:hAnsi="Times New Roman"/>
           <w:sz w:val="24"/>
         </w:rPr>
-        <w:t>Ежедневный порядок:</w:t>
-      </w:r>
-    </w:p>
-    <w:p>
-      <w:pPr>
-        <w:pStyle w:val="ListBullet"/>
-        <w:spacing w:after="40"/>
-      </w:pPr>
-      <w:r>
-        <w:rPr>
-          <w:rFonts w:ascii="Times New Roman" w:hAnsi="Times New Roman"/>
-          <w:sz w:val="24"/>
-        </w:rPr>
-        <w:t>Отводите 10–15 минут в день — это полезнее двух часов раз в неделю</w:t>
-      </w:r>
-    </w:p>
-    <w:p>
-      <w:pPr>
-        <w:pStyle w:val="ListBullet"/>
-        <w:spacing w:after="40"/>
-      </w:pPr>
-      <w:r>
-        <w:rPr>
-          <w:rFonts w:ascii="Times New Roman" w:hAnsi="Times New Roman"/>
-          <w:sz w:val="24"/>
-        </w:rPr>
-        <w:t>Сначала пройдите повторение, потом беритесь за новый урок</w:t>
+        <w:t>Проходите одну тему за подход — это несколько минут</w:t>
       </w:r>
     </w:p>
     <w:p>
@@ -3635,16 +3541,29 @@
           <w:rFonts w:ascii="Times New Roman" w:hAnsi="Times New Roman"/>
           <w:sz w:val="24"/>
         </w:rPr>
-        <w:t>Если ошиблись, прочитайте объяснение учителя</w:t>
+        <w:t>Тему, в которой ошиблись, пройдите заново на следующий день</w:t>
       </w:r>
     </w:p>
     <w:p>
+      <w:pPr>
+        <w:pStyle w:val="ListBullet"/>
+        <w:spacing w:after="40"/>
+      </w:pPr>
       <w:r>
         <w:rPr>
           <w:rFonts w:ascii="Times New Roman" w:hAnsi="Times New Roman"/>
           <w:sz w:val="24"/>
         </w:rPr>
-        <w:t>Долгий план:</w:t>
+        <w:t>Русский перевод включайте только там, где непонятно</w:t>
+      </w:r>
+    </w:p>
+    <w:p>
+      <w:pPr>
+        <w:pStyle w:val="Heading2"/>
+        <w:keepNext/>
+      </w:pPr>
+      <w:r>
+        <w:t>10.3. Оценка результатов</w:t>
       </w:r>
     </w:p>
     <w:p>
@@ -3657,7 +3576,7 @@
           <w:rFonts w:ascii="Times New Roman" w:hAnsi="Times New Roman"/>
           <w:sz w:val="24"/>
         </w:rPr>
-        <w:t>Проходите уроки по порядку — они построены один на другом</w:t>
+        <w:t>Верные ответы по всем темам — числа в списке тем</w:t>
       </w:r>
     </w:p>
     <w:p>
@@ -3670,7 +3589,7 @@
           <w:rFonts w:ascii="Times New Roman" w:hAnsi="Times New Roman"/>
           <w:sz w:val="24"/>
         </w:rPr>
-        <w:t>Встретили новое слово — посмотрите его в словаре</w:t>
+        <w:t>При повторном прохождении видно, улучшился ли результат</w:t>
       </w:r>
     </w:p>
     <w:p>
@@ -3683,7 +3602,16 @@
           <w:rFonts w:ascii="Times New Roman" w:hAnsi="Times New Roman"/>
           <w:sz w:val="24"/>
         </w:rPr>
-        <w:t>Трудно с окончаниями — подставьте своё слово в таблицу в справке</w:t>
+        <w:t>На уроке учитель сразу видит результат ученика в списке</w:t>
+      </w:r>
+    </w:p>
+    <w:p>
+      <w:pPr>
+        <w:pStyle w:val="Heading2"/>
+        <w:keepNext/>
+      </w:pPr>
+      <w:r>
+        <w:t>10.4. Возможности в будущем</w:t>
       </w:r>
     </w:p>
     <w:p>
@@ -3696,16 +3624,7 @@
           <w:rFonts w:ascii="Times New Roman" w:hAnsi="Times New Roman"/>
           <w:sz w:val="24"/>
         </w:rPr>
-        <w:t>Старайтесь не прерывать ежедневную серию</w:t>
-      </w:r>
-    </w:p>
-    <w:p>
-      <w:pPr>
-        <w:pStyle w:val="Heading2"/>
-        <w:keepNext/>
-      </w:pPr>
-      <w:r>
-        <w:t>10.3. Чего ждать от занятий</w:t>
+        <w:t>Страница, где учитель сам добавляет задания без программирования</w:t>
       </w:r>
     </w:p>
     <w:p>
@@ -3718,55 +3637,7 @@
           <w:rFonts w:ascii="Times New Roman" w:hAnsi="Times New Roman"/>
           <w:sz w:val="24"/>
         </w:rPr>
-        <w:t>Месяц: уроки первого уровня, основные слова и окончания</w:t>
-      </w:r>
-    </w:p>
-    <w:p>
-      <w:pPr>
-        <w:pStyle w:val="ListBullet"/>
-        <w:spacing w:after="40"/>
-      </w:pPr>
-      <w:r>
-        <w:rPr>
-          <w:rFonts w:ascii="Times New Roman" w:hAnsi="Times New Roman"/>
-          <w:sz w:val="24"/>
-        </w:rPr>
-        <w:t>Три месяца: падежи и времена глагола, простые предложения</w:t>
-      </w:r>
-    </w:p>
-    <w:p>
-      <w:pPr>
-        <w:pStyle w:val="ListBullet"/>
-        <w:spacing w:after="40"/>
-      </w:pPr>
-      <w:r>
-        <w:rPr>
-          <w:rFonts w:ascii="Times New Roman" w:hAnsi="Times New Roman"/>
-          <w:sz w:val="24"/>
-        </w:rPr>
-        <w:t>Полгода: все 26 уроков, разговор на бытовые темы</w:t>
-      </w:r>
-    </w:p>
-    <w:p>
-      <w:pPr>
-        <w:pStyle w:val="Heading2"/>
-        <w:keepNext/>
-      </w:pPr>
-      <w:r>
-        <w:t>10.4. Что появится дальше</w:t>
-      </w:r>
-    </w:p>
-    <w:p>
-      <w:pPr>
-        <w:pStyle w:val="ListBullet"/>
-        <w:spacing w:after="40"/>
-      </w:pPr>
-      <w:r>
-        <w:rPr>
-          <w:rFonts w:ascii="Times New Roman" w:hAnsi="Times New Roman"/>
-          <w:sz w:val="24"/>
-        </w:rPr>
-        <w:t>Кабинет учителя — класс, задания, успеваемость</w:t>
+        <w:t>Новые темы: глагол, местоимение, наречие</w:t>
       </w:r>
     </w:p>
     <w:p>
@@ -3792,33 +3663,7 @@
           <w:rFonts w:ascii="Times New Roman" w:hAnsi="Times New Roman"/>
           <w:sz w:val="24"/>
         </w:rPr>
-        <w:t>Полный курс с 5 по 11 класс по школьной программе</w:t>
-      </w:r>
-    </w:p>
-    <w:p>
-      <w:pPr>
-        <w:pStyle w:val="ListBullet"/>
-        <w:spacing w:after="40"/>
-      </w:pPr>
-      <w:r>
-        <w:rPr>
-          <w:rFonts w:ascii="Times New Roman" w:hAnsi="Times New Roman"/>
-          <w:sz w:val="24"/>
-        </w:rPr>
         <w:t>Публикация в Google Play и App Store</w:t>
-      </w:r>
-    </w:p>
-    <w:p>
-      <w:pPr>
-        <w:pStyle w:val="ListBullet"/>
-        <w:spacing w:after="40"/>
-      </w:pPr>
-      <w:r>
-        <w:rPr>
-          <w:rFonts w:ascii="Times New Roman" w:hAnsi="Times New Roman"/>
-          <w:sz w:val="24"/>
-        </w:rPr>
-        <w:t>Версия для казахских школ, изучающих русский язык</w:t>
       </w:r>
     </w:p>
     <w:p>
@@ -3827,7 +3672,7 @@
           <w:rFonts w:ascii="Times New Roman" w:hAnsi="Times New Roman"/>
           <w:sz w:val="24"/>
         </w:rPr>
-        <w:t>«Тілашар» — инструмент, который облегчает изучение казахского. Он не заменяет учителя, но даёт возможность заниматься понемногу каждый день — язык осваивается именно так.</w:t>
+        <w:t>«Тілашар» — инструмент, который облегчает изучение грамматики казахского языка. Он не заменяет учителя: он помогает повторять темы и задания учителя и на уроке, и дома.</w:t>
       </w:r>
     </w:p>
     <w:sectPr>
